--- a/docs/delivery/delivery-methodology.docx
+++ b/docs/delivery/delivery-methodology.docx
@@ -60,9 +60,214 @@
         </w:p>
       </w:sdtContent>
     </w:sdt>
+    <w:tbl>
+      <w:tblPr>
+        <w:tblStyle w:val="Table"/>
+        <w:tblW w:type="pct" w:w="5000"/>
+        <w:tblLook w:firstRow="1" w:lastRow="0" w:firstColumn="0" w:lastColumn="0" w:noHBand="0" w:noVBand="0" w:val="0020"/>
+        <w:jc w:val="start"/>
+      </w:tblPr>
+      <w:tblGrid>
+        <w:gridCol w:w="1584"/>
+        <w:gridCol w:w="1584"/>
+        <w:gridCol w:w="1584"/>
+        <w:gridCol w:w="1584"/>
+        <w:gridCol w:w="1584"/>
+      </w:tblGrid>
+      <w:tr>
+        <w:trPr>
+          <w:tblHeader w:val="true"/>
+          <w:tblHeader w:val="true"/>
+        </w:trPr>
+        <w:tc>
+          <w:tcPr>
+            <w:shd w:val="clear" w:color="auto" w:fill="213368"/>
+          </w:tcPr>
+          <w:p>
+            <w:pPr>
+              <w:pStyle w:val="Compact"/>
+              <w:spacing w:before="20" w:after="20"/>
+              <w:jc w:val="left"/>
+            </w:pPr>
+            <w:r>
+              <w:rPr>
+                <w:b/>
+                <w:color w:val="FFFFFF"/>
+                <w:sz w:val="17"/>
+              </w:rPr>
+              <w:t xml:space="preserve">Document</w:t>
+            </w:r>
+          </w:p>
+        </w:tc>
+        <w:tc>
+          <w:tcPr>
+            <w:shd w:val="clear" w:color="auto" w:fill="213368"/>
+          </w:tcPr>
+          <w:p>
+            <w:pPr>
+              <w:pStyle w:val="Compact"/>
+              <w:spacing w:before="20" w:after="20"/>
+              <w:jc w:val="left"/>
+            </w:pPr>
+            <w:r>
+              <w:rPr>
+                <w:b/>
+                <w:color w:val="FFFFFF"/>
+                <w:sz w:val="17"/>
+              </w:rPr>
+              <w:t xml:space="preserve">Version</w:t>
+            </w:r>
+          </w:p>
+        </w:tc>
+        <w:tc>
+          <w:tcPr>
+            <w:shd w:val="clear" w:color="auto" w:fill="213368"/>
+          </w:tcPr>
+          <w:p>
+            <w:pPr>
+              <w:pStyle w:val="Compact"/>
+              <w:spacing w:before="20" w:after="20"/>
+              <w:jc w:val="left"/>
+            </w:pPr>
+            <w:r>
+              <w:rPr>
+                <w:b/>
+                <w:color w:val="FFFFFF"/>
+                <w:sz w:val="17"/>
+              </w:rPr>
+              <w:t xml:space="preserve">Date</w:t>
+            </w:r>
+          </w:p>
+        </w:tc>
+        <w:tc>
+          <w:tcPr>
+            <w:shd w:val="clear" w:color="auto" w:fill="213368"/>
+          </w:tcPr>
+          <w:p>
+            <w:pPr>
+              <w:pStyle w:val="Compact"/>
+              <w:spacing w:before="20" w:after="20"/>
+              <w:jc w:val="left"/>
+            </w:pPr>
+            <w:r>
+              <w:rPr>
+                <w:b/>
+                <w:color w:val="FFFFFF"/>
+                <w:sz w:val="17"/>
+              </w:rPr>
+              <w:t xml:space="preserve">Owner</w:t>
+            </w:r>
+          </w:p>
+        </w:tc>
+        <w:tc>
+          <w:tcPr>
+            <w:shd w:val="clear" w:color="auto" w:fill="213368"/>
+          </w:tcPr>
+          <w:p>
+            <w:pPr>
+              <w:pStyle w:val="Compact"/>
+              <w:spacing w:before="20" w:after="20"/>
+              <w:jc w:val="left"/>
+            </w:pPr>
+            <w:r>
+              <w:rPr>
+                <w:b/>
+                <w:color w:val="FFFFFF"/>
+                <w:sz w:val="17"/>
+              </w:rPr>
+              <w:t xml:space="preserve">Status</w:t>
+            </w:r>
+          </w:p>
+        </w:tc>
+      </w:tr>
+      <w:tr>
+        <w:tc>
+          <w:tcPr/>
+          <w:p>
+            <w:pPr>
+              <w:pStyle w:val="Compact"/>
+              <w:spacing w:before="20" w:after="20"/>
+              <w:jc w:val="left"/>
+            </w:pPr>
+            <w:r>
+              <w:rPr>
+                <w:sz w:val="17"/>
+              </w:rPr>
+              <w:t xml:space="preserve">Delivery Methodology</w:t>
+            </w:r>
+          </w:p>
+        </w:tc>
+        <w:tc>
+          <w:tcPr>
+            <w:noWrap/>
+          </w:tcPr>
+          <w:p>
+            <w:pPr>
+              <w:pStyle w:val="Compact"/>
+              <w:spacing w:before="20" w:after="20"/>
+              <w:jc w:val="left"/>
+            </w:pPr>
+            <w:r>
+              <w:rPr>
+                <w:sz w:val="17"/>
+              </w:rPr>
+              <w:t xml:space="preserve">1.0</w:t>
+            </w:r>
+          </w:p>
+        </w:tc>
+        <w:tc>
+          <w:tcPr/>
+          <w:p>
+            <w:pPr>
+              <w:pStyle w:val="Compact"/>
+              <w:spacing w:before="20" w:after="20"/>
+              <w:jc w:val="left"/>
+            </w:pPr>
+            <w:r>
+              <w:rPr>
+                <w:sz w:val="17"/>
+              </w:rPr>
+              <w:t xml:space="preserve">07 October 2026</w:t>
+            </w:r>
+          </w:p>
+        </w:tc>
+        <w:tc>
+          <w:tcPr/>
+          <w:p>
+            <w:pPr>
+              <w:pStyle w:val="Compact"/>
+              <w:spacing w:before="20" w:after="20"/>
+              <w:jc w:val="left"/>
+            </w:pPr>
+            <w:r>
+              <w:rPr>
+                <w:sz w:val="17"/>
+              </w:rPr>
+              <w:t xml:space="preserve">iorta TechNXT — Delivery Lead</w:t>
+            </w:r>
+          </w:p>
+        </w:tc>
+        <w:tc>
+          <w:tcPr/>
+          <w:p>
+            <w:pPr>
+              <w:pStyle w:val="Compact"/>
+              <w:spacing w:before="20" w:after="20"/>
+              <w:jc w:val="left"/>
+            </w:pPr>
+            <w:r>
+              <w:rPr>
+                <w:sz w:val="17"/>
+              </w:rPr>
+              <w:t xml:space="preserve">Issued for submission</w:t>
+            </w:r>
+          </w:p>
+        </w:tc>
+      </w:tr>
+    </w:tbl>
     <w:p>
       <w:pPr>
-        <w:pStyle w:val="FirstParagraph"/>
+        <w:pStyle w:val="BodyText"/>
       </w:pPr>
       <w:r>
         <w:rPr>
@@ -142,12 +347,14 @@
           <w:p>
             <w:pPr>
               <w:pStyle w:val="Compact"/>
+              <w:spacing w:before="20" w:after="20"/>
               <w:jc w:val="left"/>
             </w:pPr>
             <w:r>
               <w:rPr>
                 <w:b/>
                 <w:color w:val="FFFFFF"/>
+                <w:sz w:val="18"/>
               </w:rPr>
               <w:t xml:space="preserve">Concern</w:t>
             </w:r>
@@ -160,12 +367,14 @@
           <w:p>
             <w:pPr>
               <w:pStyle w:val="Compact"/>
+              <w:spacing w:before="20" w:after="20"/>
               <w:jc w:val="left"/>
             </w:pPr>
             <w:r>
               <w:rPr>
                 <w:b/>
                 <w:color w:val="FFFFFF"/>
+                <w:sz w:val="18"/>
               </w:rPr>
               <w:t xml:space="preserve">Pure agile risk</w:t>
             </w:r>
@@ -178,12 +387,14 @@
           <w:p>
             <w:pPr>
               <w:pStyle w:val="Compact"/>
+              <w:spacing w:before="20" w:after="20"/>
               <w:jc w:val="left"/>
             </w:pPr>
             <w:r>
               <w:rPr>
                 <w:b/>
                 <w:color w:val="FFFFFF"/>
+                <w:sz w:val="18"/>
               </w:rPr>
               <w:t xml:space="preserve">Hybrid answer</w:t>
             </w:r>
@@ -196,9 +407,13 @@
           <w:p>
             <w:pPr>
               <w:pStyle w:val="Compact"/>
-              <w:jc w:val="left"/>
-            </w:pPr>
-            <w:r>
+              <w:spacing w:before="20" w:after="20"/>
+              <w:jc w:val="left"/>
+            </w:pPr>
+            <w:r>
+              <w:rPr>
+                <w:sz w:val="18"/>
+              </w:rPr>
               <w:t xml:space="preserve">Regulated premiums (TNDS, Decree 67/2023)</w:t>
             </w:r>
           </w:p>
@@ -208,9 +423,13 @@
           <w:p>
             <w:pPr>
               <w:pStyle w:val="Compact"/>
-              <w:jc w:val="left"/>
-            </w:pPr>
-            <w:r>
+              <w:spacing w:before="20" w:after="20"/>
+              <w:jc w:val="left"/>
+            </w:pPr>
+            <w:r>
+              <w:rPr>
+                <w:sz w:val="18"/>
+              </w:rPr>
               <w:t xml:space="preserve">Rates changed by a developer in a sprint</w:t>
             </w:r>
           </w:p>
@@ -220,37 +439,58 @@
           <w:p>
             <w:pPr>
               <w:pStyle w:val="Compact"/>
-              <w:jc w:val="left"/>
-            </w:pPr>
-            <w:r>
+              <w:spacing w:before="20" w:after="20"/>
+              <w:jc w:val="left"/>
+            </w:pPr>
+            <w:r>
+              <w:rPr>
+                <w:sz w:val="18"/>
+              </w:rPr>
               <w:t xml:space="preserve">Tariffs are</w:t>
             </w:r>
             <w:r>
+              <w:rPr>
+                <w:sz w:val="18"/>
+              </w:rPr>
               <w:t xml:space="preserve"> </w:t>
             </w:r>
             <w:r>
               <w:rPr>
                 <w:bCs/>
                 <w:b/>
+                <w:sz w:val="18"/>
               </w:rPr>
               <w:t xml:space="preserve">rule sets</w:t>
             </w:r>
             <w:r>
+              <w:rPr>
+                <w:sz w:val="18"/>
+              </w:rPr>
               <w:t xml:space="preserve"> </w:t>
             </w:r>
             <w:r>
+              <w:rPr>
+                <w:sz w:val="18"/>
+              </w:rPr>
               <w:t xml:space="preserve">with maker-checker approval (</w:t>
             </w:r>
             <w:r>
               <w:rPr>
                 <w:rStyle w:val="VerbatimChar"/>
+                <w:sz w:val="18"/>
               </w:rPr>
               <w:t xml:space="preserve">rulesService.approve</w:t>
             </w:r>
             <w:r>
+              <w:rPr>
+                <w:sz w:val="18"/>
+              </w:rPr>
               <w:t xml:space="preserve"> </w:t>
             </w:r>
             <w:r>
+              <w:rPr>
+                <w:sz w:val="18"/>
+              </w:rPr>
               <w:t xml:space="preserve">refuses self-approval). Underwriting is the checker.</w:t>
             </w:r>
           </w:p>
@@ -262,9 +502,13 @@
           <w:p>
             <w:pPr>
               <w:pStyle w:val="Compact"/>
-              <w:jc w:val="left"/>
-            </w:pPr>
-            <w:r>
+              <w:spacing w:before="20" w:after="20"/>
+              <w:jc w:val="left"/>
+            </w:pPr>
+            <w:r>
+              <w:rPr>
+                <w:sz w:val="18"/>
+              </w:rPr>
               <w:t xml:space="preserve">Discount prohibition (Law 08/2022/QH15)</w:t>
             </w:r>
           </w:p>
@@ -274,9 +518,13 @@
           <w:p>
             <w:pPr>
               <w:pStyle w:val="Compact"/>
-              <w:jc w:val="left"/>
-            </w:pPr>
-            <w:r>
+              <w:spacing w:before="20" w:after="20"/>
+              <w:jc w:val="left"/>
+            </w:pPr>
+            <w:r>
+              <w:rPr>
+                <w:sz w:val="18"/>
+              </w:rPr>
               <w:t xml:space="preserve">Marketing copy shipped without review</w:t>
             </w:r>
           </w:p>
@@ -286,34 +534,52 @@
           <w:p>
             <w:pPr>
               <w:pStyle w:val="Compact"/>
-              <w:jc w:val="left"/>
-            </w:pPr>
-            <w:r>
+              <w:spacing w:before="20" w:after="20"/>
+              <w:jc w:val="left"/>
+            </w:pPr>
+            <w:r>
+              <w:rPr>
+                <w:sz w:val="18"/>
+              </w:rPr>
               <w:t xml:space="preserve">Copy guard (</w:t>
             </w:r>
             <w:r>
               <w:rPr>
                 <w:rStyle w:val="VerbatimChar"/>
+                <w:sz w:val="18"/>
               </w:rPr>
               <w:t xml:space="preserve">copy_guard.json</w:t>
             </w:r>
             <w:r>
+              <w:rPr>
+                <w:sz w:val="18"/>
+              </w:rPr>
               <w:t xml:space="preserve">) blocks banned phrases at validation</w:t>
             </w:r>
             <w:r>
+              <w:rPr>
+                <w:sz w:val="18"/>
+              </w:rPr>
               <w:t xml:space="preserve"> </w:t>
             </w:r>
             <w:r>
               <w:rPr>
                 <w:bCs/>
                 <w:b/>
+                <w:sz w:val="18"/>
               </w:rPr>
               <w:t xml:space="preserve">and</w:t>
             </w:r>
             <w:r>
+              <w:rPr>
+                <w:sz w:val="18"/>
+              </w:rPr>
               <w:t xml:space="preserve"> </w:t>
             </w:r>
             <w:r>
+              <w:rPr>
+                <w:sz w:val="18"/>
+              </w:rPr>
               <w:t xml:space="preserve">at send time. Content changes need a Compliance approver.</w:t>
             </w:r>
           </w:p>
@@ -325,9 +591,13 @@
           <w:p>
             <w:pPr>
               <w:pStyle w:val="Compact"/>
-              <w:jc w:val="left"/>
-            </w:pPr>
-            <w:r>
+              <w:spacing w:before="20" w:after="20"/>
+              <w:jc w:val="left"/>
+            </w:pPr>
+            <w:r>
+              <w:rPr>
+                <w:sz w:val="18"/>
+              </w:rPr>
               <w:t xml:space="preserve">Anti-spam (Decree 91/2020) and PDP (Decree 13/2023)</w:t>
             </w:r>
           </w:p>
@@ -337,9 +607,13 @@
           <w:p>
             <w:pPr>
               <w:pStyle w:val="Compact"/>
-              <w:jc w:val="left"/>
-            </w:pPr>
-            <w:r>
+              <w:spacing w:before="20" w:after="20"/>
+              <w:jc w:val="left"/>
+            </w:pPr>
+            <w:r>
+              <w:rPr>
+                <w:sz w:val="18"/>
+              </w:rPr>
               <w:t xml:space="preserve">Journeys contacting customers too often or without consent</w:t>
             </w:r>
           </w:p>
@@ -349,30 +623,45 @@
           <w:p>
             <w:pPr>
               <w:pStyle w:val="Compact"/>
+              <w:spacing w:before="20" w:after="20"/>
               <w:jc w:val="left"/>
             </w:pPr>
             <w:r>
               <w:rPr>
                 <w:rStyle w:val="VerbatimChar"/>
+                <w:sz w:val="18"/>
               </w:rPr>
               <w:t xml:space="preserve">contact_policy</w:t>
             </w:r>
             <w:r>
+              <w:rPr>
+                <w:sz w:val="18"/>
+              </w:rPr>
               <w:t xml:space="preserve"> </w:t>
             </w:r>
             <w:r>
+              <w:rPr>
+                <w:sz w:val="18"/>
+              </w:rPr>
               <w:t xml:space="preserve">rule set enforced in</w:t>
             </w:r>
             <w:r>
+              <w:rPr>
+                <w:sz w:val="18"/>
+              </w:rPr>
               <w:t xml:space="preserve"> </w:t>
             </w:r>
             <w:r>
               <w:rPr>
                 <w:rStyle w:val="VerbatimChar"/>
+                <w:sz w:val="18"/>
               </w:rPr>
               <w:t xml:space="preserve">canContact()</w:t>
             </w:r>
             <w:r>
+              <w:rPr>
+                <w:sz w:val="18"/>
+              </w:rPr>
               <w:t xml:space="preserve">. Legal approves policy values at G1 and G3.</w:t>
             </w:r>
           </w:p>
@@ -384,9 +673,13 @@
           <w:p>
             <w:pPr>
               <w:pStyle w:val="Compact"/>
-              <w:jc w:val="left"/>
-            </w:pPr>
-            <w:r>
+              <w:spacing w:before="20" w:after="20"/>
+              <w:jc w:val="left"/>
+            </w:pPr>
+            <w:r>
+              <w:rPr>
+                <w:sz w:val="18"/>
+              </w:rPr>
               <w:t xml:space="preserve">Integration with VETC and TASCO core</w:t>
             </w:r>
           </w:p>
@@ -396,9 +689,13 @@
           <w:p>
             <w:pPr>
               <w:pStyle w:val="Compact"/>
-              <w:jc w:val="left"/>
-            </w:pPr>
-            <w:r>
+              <w:spacing w:before="20" w:after="20"/>
+              <w:jc w:val="left"/>
+            </w:pPr>
+            <w:r>
+              <w:rPr>
+                <w:sz w:val="18"/>
+              </w:rPr>
               <w:t xml:space="preserve">Late surprises</w:t>
             </w:r>
           </w:p>
@@ -408,9 +705,13 @@
           <w:p>
             <w:pPr>
               <w:pStyle w:val="Compact"/>
-              <w:jc w:val="left"/>
-            </w:pPr>
-            <w:r>
+              <w:spacing w:before="20" w:after="20"/>
+              <w:jc w:val="left"/>
+            </w:pPr>
+            <w:r>
+              <w:rPr>
+                <w:sz w:val="18"/>
+              </w:rPr>
               <w:t xml:space="preserve">Integration contracts frozen at G1. Sandbox adapters implement the same ports, and contract tests run in CI.</w:t>
             </w:r>
           </w:p>
@@ -418,13 +719,19 @@
       </w:tr>
       <w:tr>
         <w:tc>
-          <w:tcPr/>
-          <w:p>
-            <w:pPr>
-              <w:pStyle w:val="Compact"/>
-              <w:jc w:val="left"/>
-            </w:pPr>
-            <w:r>
+          <w:tcPr>
+            <w:noWrap/>
+          </w:tcPr>
+          <w:p>
+            <w:pPr>
+              <w:pStyle w:val="Compact"/>
+              <w:spacing w:before="20" w:after="20"/>
+              <w:jc w:val="left"/>
+            </w:pPr>
+            <w:r>
+              <w:rPr>
+                <w:sz w:val="18"/>
+              </w:rPr>
               <w:t xml:space="preserve">Security</w:t>
             </w:r>
           </w:p>
@@ -434,9 +741,13 @@
           <w:p>
             <w:pPr>
               <w:pStyle w:val="Compact"/>
-              <w:jc w:val="left"/>
-            </w:pPr>
-            <w:r>
+              <w:spacing w:before="20" w:after="20"/>
+              <w:jc w:val="left"/>
+            </w:pPr>
+            <w:r>
+              <w:rPr>
+                <w:sz w:val="18"/>
+              </w:rPr>
               <w:t xml:space="preserve">Findings discovered after go-live</w:t>
             </w:r>
           </w:p>
@@ -446,9 +757,13 @@
           <w:p>
             <w:pPr>
               <w:pStyle w:val="Compact"/>
-              <w:jc w:val="left"/>
-            </w:pPr>
-            <w:r>
+              <w:spacing w:before="20" w:after="20"/>
+              <w:jc w:val="left"/>
+            </w:pPr>
+            <w:r>
+              <w:rPr>
+                <w:sz w:val="18"/>
+              </w:rPr>
               <w:t xml:space="preserve">Security gates in the DoD and at G2/G3. RBAC changes go through code review plus CAB.</w:t>
             </w:r>
           </w:p>
@@ -479,7 +794,7 @@
       <w:r>
         <w:drawing>
           <wp:inline>
-            <wp:extent cx="6119999" cy="2220685"/>
+            <wp:extent cx="6119999" cy="2150742"/>
             <wp:effectExtent b="0" l="0" r="0" t="0"/>
             <wp:docPr descr="" title="" id="22" name="Picture"/>
             <a:graphic>
@@ -500,7 +815,7 @@
                   <pic:spPr bwMode="auto">
                     <a:xfrm>
                       <a:off x="0" y="0"/>
-                      <a:ext cx="6119999" cy="2220685"/>
+                      <a:ext cx="6119999" cy="2150742"/>
                     </a:xfrm>
                     <a:prstGeom prst="rect">
                       <a:avLst/>
@@ -552,12 +867,14 @@
           <w:p>
             <w:pPr>
               <w:pStyle w:val="Compact"/>
+              <w:spacing w:before="20" w:after="20"/>
               <w:jc w:val="left"/>
             </w:pPr>
             <w:r>
               <w:rPr>
                 <w:b/>
                 <w:color w:val="FFFFFF"/>
+                <w:sz w:val="18"/>
               </w:rPr>
               <w:t xml:space="preserve">Lane</w:t>
             </w:r>
@@ -570,12 +887,14 @@
           <w:p>
             <w:pPr>
               <w:pStyle w:val="Compact"/>
+              <w:spacing w:before="20" w:after="20"/>
               <w:jc w:val="left"/>
             </w:pPr>
             <w:r>
               <w:rPr>
                 <w:b/>
                 <w:color w:val="FFFFFF"/>
+                <w:sz w:val="18"/>
               </w:rPr>
               <w:t xml:space="preserve">Examples</w:t>
             </w:r>
@@ -588,12 +907,14 @@
           <w:p>
             <w:pPr>
               <w:pStyle w:val="Compact"/>
+              <w:spacing w:before="20" w:after="20"/>
               <w:jc w:val="left"/>
             </w:pPr>
             <w:r>
               <w:rPr>
                 <w:b/>
                 <w:color w:val="FFFFFF"/>
+                <w:sz w:val="18"/>
               </w:rPr>
               <w:t xml:space="preserve">Path</w:t>
             </w:r>
@@ -606,12 +927,14 @@
           <w:p>
             <w:pPr>
               <w:pStyle w:val="Compact"/>
+              <w:spacing w:before="20" w:after="20"/>
               <w:jc w:val="left"/>
             </w:pPr>
             <w:r>
               <w:rPr>
                 <w:b/>
                 <w:color w:val="FFFFFF"/>
+                <w:sz w:val="18"/>
               </w:rPr>
               <w:t xml:space="preserve">Approver</w:t>
             </w:r>
@@ -620,16 +943,20 @@
       </w:tr>
       <w:tr>
         <w:tc>
-          <w:tcPr/>
-          <w:p>
-            <w:pPr>
-              <w:pStyle w:val="Compact"/>
+          <w:tcPr>
+            <w:noWrap/>
+          </w:tcPr>
+          <w:p>
+            <w:pPr>
+              <w:pStyle w:val="Compact"/>
+              <w:spacing w:before="20" w:after="20"/>
               <w:jc w:val="left"/>
             </w:pPr>
             <w:r>
               <w:rPr>
                 <w:bCs/>
                 <w:b/>
+                <w:sz w:val="18"/>
               </w:rPr>
               <w:t xml:space="preserve">Code</w:t>
             </w:r>
@@ -640,9 +967,13 @@
           <w:p>
             <w:pPr>
               <w:pStyle w:val="Compact"/>
-              <w:jc w:val="left"/>
-            </w:pPr>
-            <w:r>
+              <w:spacing w:before="20" w:after="20"/>
+              <w:jc w:val="left"/>
+            </w:pPr>
+            <w:r>
+              <w:rPr>
+                <w:sz w:val="18"/>
+              </w:rPr>
               <w:t xml:space="preserve">New page, new adapter, bug fix</w:t>
             </w:r>
           </w:p>
@@ -652,9 +983,13 @@
           <w:p>
             <w:pPr>
               <w:pStyle w:val="Compact"/>
-              <w:jc w:val="left"/>
-            </w:pPr>
-            <w:r>
+              <w:spacing w:before="20" w:after="20"/>
+              <w:jc w:val="left"/>
+            </w:pPr>
+            <w:r>
+              <w:rPr>
+                <w:sz w:val="18"/>
+              </w:rPr>
               <w:t xml:space="preserve">Pull request → CI quality gates → staging → CAB (for production)</w:t>
             </w:r>
           </w:p>
@@ -664,9 +999,13 @@
           <w:p>
             <w:pPr>
               <w:pStyle w:val="Compact"/>
-              <w:jc w:val="left"/>
-            </w:pPr>
-            <w:r>
+              <w:spacing w:before="20" w:after="20"/>
+              <w:jc w:val="left"/>
+            </w:pPr>
+            <w:r>
+              <w:rPr>
+                <w:sz w:val="18"/>
+              </w:rPr>
               <w:t xml:space="preserve">Tech lead (code review) + CAB</w:t>
             </w:r>
           </w:p>
@@ -678,12 +1017,14 @@
           <w:p>
             <w:pPr>
               <w:pStyle w:val="Compact"/>
+              <w:spacing w:before="20" w:after="20"/>
               <w:jc w:val="left"/>
             </w:pPr>
             <w:r>
               <w:rPr>
                 <w:bCs/>
                 <w:b/>
+                <w:sz w:val="18"/>
               </w:rPr>
               <w:t xml:space="preserve">Security configuration</w:t>
             </w:r>
@@ -694,27 +1035,39 @@
           <w:p>
             <w:pPr>
               <w:pStyle w:val="Compact"/>
+              <w:spacing w:before="20" w:after="20"/>
               <w:jc w:val="left"/>
             </w:pPr>
             <w:r>
               <w:rPr>
                 <w:rStyle w:val="VerbatimChar"/>
+                <w:sz w:val="18"/>
               </w:rPr>
               <w:t xml:space="preserve">config/security/rbac.json</w:t>
             </w:r>
             <w:r>
+              <w:rPr>
+                <w:sz w:val="18"/>
+              </w:rPr>
               <w:t xml:space="preserve">,</w:t>
             </w:r>
             <w:r>
+              <w:rPr>
+                <w:sz w:val="18"/>
+              </w:rPr>
               <w:t xml:space="preserve"> </w:t>
             </w:r>
             <w:r>
               <w:rPr>
                 <w:rStyle w:val="VerbatimChar"/>
+                <w:sz w:val="18"/>
               </w:rPr>
               <w:t xml:space="preserve">MFA_REQUIRED_ROLES</w:t>
             </w:r>
             <w:r>
+              <w:rPr>
+                <w:sz w:val="18"/>
+              </w:rPr>
               <w:t xml:space="preserve">, secrets</w:t>
             </w:r>
           </w:p>
@@ -724,9 +1077,13 @@
           <w:p>
             <w:pPr>
               <w:pStyle w:val="Compact"/>
-              <w:jc w:val="left"/>
-            </w:pPr>
-            <w:r>
+              <w:spacing w:before="20" w:after="20"/>
+              <w:jc w:val="left"/>
+            </w:pPr>
+            <w:r>
+              <w:rPr>
+                <w:sz w:val="18"/>
+              </w:rPr>
               <w:t xml:space="preserve">Pull request with Security review → CAB</w:t>
             </w:r>
           </w:p>
@@ -736,9 +1093,13 @@
           <w:p>
             <w:pPr>
               <w:pStyle w:val="Compact"/>
-              <w:jc w:val="left"/>
-            </w:pPr>
-            <w:r>
+              <w:spacing w:before="20" w:after="20"/>
+              <w:jc w:val="left"/>
+            </w:pPr>
+            <w:r>
+              <w:rPr>
+                <w:sz w:val="18"/>
+              </w:rPr>
               <w:t xml:space="preserve">CISO delegate</w:t>
             </w:r>
           </w:p>
@@ -750,12 +1111,14 @@
           <w:p>
             <w:pPr>
               <w:pStyle w:val="Compact"/>
+              <w:spacing w:before="20" w:after="20"/>
               <w:jc w:val="left"/>
             </w:pPr>
             <w:r>
               <w:rPr>
                 <w:bCs/>
                 <w:b/>
+                <w:sz w:val="18"/>
               </w:rPr>
               <w:t xml:space="preserve">Business rules</w:t>
             </w:r>
@@ -766,9 +1129,13 @@
           <w:p>
             <w:pPr>
               <w:pStyle w:val="Compact"/>
-              <w:jc w:val="left"/>
-            </w:pPr>
-            <w:r>
+              <w:spacing w:before="20" w:after="20"/>
+              <w:jc w:val="left"/>
+            </w:pPr>
+            <w:r>
+              <w:rPr>
+                <w:sz w:val="18"/>
+              </w:rPr>
               <w:t xml:space="preserve">Scoring weights, NBA, journeys, benefits, templates, voice script, tariffs, commission, contact policy, retention</w:t>
             </w:r>
           </w:p>
@@ -778,9 +1145,13 @@
           <w:p>
             <w:pPr>
               <w:pStyle w:val="Compact"/>
-              <w:jc w:val="left"/>
-            </w:pPr>
-            <w:r>
+              <w:spacing w:before="20" w:after="20"/>
+              <w:jc w:val="left"/>
+            </w:pPr>
+            <w:r>
+              <w:rPr>
+                <w:sz w:val="18"/>
+              </w:rPr>
               <w:t xml:space="preserve">Rules studio: draft → validate → simulate → submit → approve</w:t>
             </w:r>
           </w:p>
@@ -790,10 +1161,14 @@
           <w:p>
             <w:pPr>
               <w:pStyle w:val="Compact"/>
-              <w:jc w:val="left"/>
-            </w:pPr>
-            <w:r>
-              <w:t xml:space="preserve">Rule approver / Compliance officer (four-eyes, enforced in code)</w:t>
+              <w:spacing w:before="20" w:after="20"/>
+              <w:jc w:val="left"/>
+            </w:pPr>
+            <w:r>
+              <w:rPr>
+                <w:sz w:val="18"/>
+              </w:rPr>
+              <w:t xml:space="preserve">Rule approver or compliance officer (four-eyes, enforced in code). Restricted kinds need a compliance officer.</w:t>
             </w:r>
           </w:p>
         </w:tc>
@@ -949,12 +1324,14 @@
           <w:p>
             <w:pPr>
               <w:pStyle w:val="Compact"/>
+              <w:spacing w:before="20" w:after="20"/>
               <w:jc w:val="left"/>
             </w:pPr>
             <w:r>
               <w:rPr>
                 <w:b/>
                 <w:color w:val="FFFFFF"/>
+                <w:sz w:val="17"/>
               </w:rPr>
               <w:t xml:space="preserve">Ceremony</w:t>
             </w:r>
@@ -967,12 +1344,14 @@
           <w:p>
             <w:pPr>
               <w:pStyle w:val="Compact"/>
+              <w:spacing w:before="20" w:after="20"/>
               <w:jc w:val="left"/>
             </w:pPr>
             <w:r>
               <w:rPr>
                 <w:b/>
                 <w:color w:val="FFFFFF"/>
+                <w:sz w:val="17"/>
               </w:rPr>
               <w:t xml:space="preserve">When</w:t>
             </w:r>
@@ -985,12 +1364,14 @@
           <w:p>
             <w:pPr>
               <w:pStyle w:val="Compact"/>
+              <w:spacing w:before="20" w:after="20"/>
               <w:jc w:val="left"/>
             </w:pPr>
             <w:r>
               <w:rPr>
                 <w:b/>
                 <w:color w:val="FFFFFF"/>
+                <w:sz w:val="17"/>
               </w:rPr>
               <w:t xml:space="preserve">Duration</w:t>
             </w:r>
@@ -1003,12 +1384,14 @@
           <w:p>
             <w:pPr>
               <w:pStyle w:val="Compact"/>
+              <w:spacing w:before="20" w:after="20"/>
               <w:jc w:val="left"/>
             </w:pPr>
             <w:r>
               <w:rPr>
                 <w:b/>
                 <w:color w:val="FFFFFF"/>
+                <w:sz w:val="17"/>
               </w:rPr>
               <w:t xml:space="preserve">Participants</w:t>
             </w:r>
@@ -1021,12 +1404,14 @@
           <w:p>
             <w:pPr>
               <w:pStyle w:val="Compact"/>
+              <w:spacing w:before="20" w:after="20"/>
               <w:jc w:val="left"/>
             </w:pPr>
             <w:r>
               <w:rPr>
                 <w:b/>
                 <w:color w:val="FFFFFF"/>
+                <w:sz w:val="17"/>
               </w:rPr>
               <w:t xml:space="preserve">Output</w:t>
             </w:r>
@@ -1039,9 +1424,13 @@
           <w:p>
             <w:pPr>
               <w:pStyle w:val="Compact"/>
-              <w:jc w:val="left"/>
-            </w:pPr>
-            <w:r>
+              <w:spacing w:before="20" w:after="20"/>
+              <w:jc w:val="left"/>
+            </w:pPr>
+            <w:r>
+              <w:rPr>
+                <w:sz w:val="17"/>
+              </w:rPr>
               <w:t xml:space="preserve">Sprint planning</w:t>
             </w:r>
           </w:p>
@@ -1051,9 +1440,13 @@
           <w:p>
             <w:pPr>
               <w:pStyle w:val="Compact"/>
-              <w:jc w:val="left"/>
-            </w:pPr>
-            <w:r>
+              <w:spacing w:before="20" w:after="20"/>
+              <w:jc w:val="left"/>
+            </w:pPr>
+            <w:r>
+              <w:rPr>
+                <w:sz w:val="17"/>
+              </w:rPr>
               <w:t xml:space="preserve">Day 1 of sprint</w:t>
             </w:r>
           </w:p>
@@ -1063,9 +1456,13 @@
           <w:p>
             <w:pPr>
               <w:pStyle w:val="Compact"/>
-              <w:jc w:val="left"/>
-            </w:pPr>
-            <w:r>
+              <w:spacing w:before="20" w:after="20"/>
+              <w:jc w:val="left"/>
+            </w:pPr>
+            <w:r>
+              <w:rPr>
+                <w:sz w:val="17"/>
+              </w:rPr>
               <w:t xml:space="preserve">2 h</w:t>
             </w:r>
           </w:p>
@@ -1075,9 +1472,13 @@
           <w:p>
             <w:pPr>
               <w:pStyle w:val="Compact"/>
-              <w:jc w:val="left"/>
-            </w:pPr>
-            <w:r>
+              <w:spacing w:before="20" w:after="20"/>
+              <w:jc w:val="left"/>
+            </w:pPr>
+            <w:r>
+              <w:rPr>
+                <w:sz w:val="17"/>
+              </w:rPr>
               <w:t xml:space="preserve">Team, PO</w:t>
             </w:r>
           </w:p>
@@ -1087,9 +1488,13 @@
           <w:p>
             <w:pPr>
               <w:pStyle w:val="Compact"/>
-              <w:jc w:val="left"/>
-            </w:pPr>
-            <w:r>
+              <w:spacing w:before="20" w:after="20"/>
+              <w:jc w:val="left"/>
+            </w:pPr>
+            <w:r>
+              <w:rPr>
+                <w:sz w:val="17"/>
+              </w:rPr>
               <w:t xml:space="preserve">Sprint goal, committed backlog</w:t>
             </w:r>
           </w:p>
@@ -1101,9 +1506,13 @@
           <w:p>
             <w:pPr>
               <w:pStyle w:val="Compact"/>
-              <w:jc w:val="left"/>
-            </w:pPr>
-            <w:r>
+              <w:spacing w:before="20" w:after="20"/>
+              <w:jc w:val="left"/>
+            </w:pPr>
+            <w:r>
+              <w:rPr>
+                <w:sz w:val="17"/>
+              </w:rPr>
               <w:t xml:space="preserve">Daily stand-up</w:t>
             </w:r>
           </w:p>
@@ -1113,9 +1522,13 @@
           <w:p>
             <w:pPr>
               <w:pStyle w:val="Compact"/>
-              <w:jc w:val="left"/>
-            </w:pPr>
-            <w:r>
+              <w:spacing w:before="20" w:after="20"/>
+              <w:jc w:val="left"/>
+            </w:pPr>
+            <w:r>
+              <w:rPr>
+                <w:sz w:val="17"/>
+              </w:rPr>
               <w:t xml:space="preserve">Daily 09:15 ICT</w:t>
             </w:r>
           </w:p>
@@ -1125,9 +1538,13 @@
           <w:p>
             <w:pPr>
               <w:pStyle w:val="Compact"/>
-              <w:jc w:val="left"/>
-            </w:pPr>
-            <w:r>
+              <w:spacing w:before="20" w:after="20"/>
+              <w:jc w:val="left"/>
+            </w:pPr>
+            <w:r>
+              <w:rPr>
+                <w:sz w:val="17"/>
+              </w:rPr>
               <w:t xml:space="preserve">15 min</w:t>
             </w:r>
           </w:p>
@@ -1137,9 +1554,13 @@
           <w:p>
             <w:pPr>
               <w:pStyle w:val="Compact"/>
-              <w:jc w:val="left"/>
-            </w:pPr>
-            <w:r>
+              <w:spacing w:before="20" w:after="20"/>
+              <w:jc w:val="left"/>
+            </w:pPr>
+            <w:r>
+              <w:rPr>
+                <w:sz w:val="17"/>
+              </w:rPr>
               <w:t xml:space="preserve">Team (PO optional)</w:t>
             </w:r>
           </w:p>
@@ -1149,9 +1570,13 @@
           <w:p>
             <w:pPr>
               <w:pStyle w:val="Compact"/>
-              <w:jc w:val="left"/>
-            </w:pPr>
-            <w:r>
+              <w:spacing w:before="20" w:after="20"/>
+              <w:jc w:val="left"/>
+            </w:pPr>
+            <w:r>
+              <w:rPr>
+                <w:sz w:val="17"/>
+              </w:rPr>
               <w:t xml:space="preserve">Impediments raised</w:t>
             </w:r>
           </w:p>
@@ -1163,9 +1588,13 @@
           <w:p>
             <w:pPr>
               <w:pStyle w:val="Compact"/>
-              <w:jc w:val="left"/>
-            </w:pPr>
-            <w:r>
+              <w:spacing w:before="20" w:after="20"/>
+              <w:jc w:val="left"/>
+            </w:pPr>
+            <w:r>
+              <w:rPr>
+                <w:sz w:val="17"/>
+              </w:rPr>
               <w:t xml:space="preserve">Backlog refinement</w:t>
             </w:r>
           </w:p>
@@ -1175,9 +1604,13 @@
           <w:p>
             <w:pPr>
               <w:pStyle w:val="Compact"/>
-              <w:jc w:val="left"/>
-            </w:pPr>
-            <w:r>
+              <w:spacing w:before="20" w:after="20"/>
+              <w:jc w:val="left"/>
+            </w:pPr>
+            <w:r>
+              <w:rPr>
+                <w:sz w:val="17"/>
+              </w:rPr>
               <w:t xml:space="preserve">Weekly, Wed</w:t>
             </w:r>
           </w:p>
@@ -1187,9 +1620,13 @@
           <w:p>
             <w:pPr>
               <w:pStyle w:val="Compact"/>
-              <w:jc w:val="left"/>
-            </w:pPr>
-            <w:r>
+              <w:spacing w:before="20" w:after="20"/>
+              <w:jc w:val="left"/>
+            </w:pPr>
+            <w:r>
+              <w:rPr>
+                <w:sz w:val="17"/>
+              </w:rPr>
               <w:t xml:space="preserve">1.5 h</w:t>
             </w:r>
           </w:p>
@@ -1199,9 +1636,13 @@
           <w:p>
             <w:pPr>
               <w:pStyle w:val="Compact"/>
-              <w:jc w:val="left"/>
-            </w:pPr>
-            <w:r>
+              <w:spacing w:before="20" w:after="20"/>
+              <w:jc w:val="left"/>
+            </w:pPr>
+            <w:r>
+              <w:rPr>
+                <w:sz w:val="17"/>
+              </w:rPr>
               <w:t xml:space="preserve">PO, BA, Architect, QA, UX</w:t>
             </w:r>
           </w:p>
@@ -1211,9 +1652,13 @@
           <w:p>
             <w:pPr>
               <w:pStyle w:val="Compact"/>
-              <w:jc w:val="left"/>
-            </w:pPr>
-            <w:r>
+              <w:spacing w:before="20" w:after="20"/>
+              <w:jc w:val="left"/>
+            </w:pPr>
+            <w:r>
+              <w:rPr>
+                <w:sz w:val="17"/>
+              </w:rPr>
               <w:t xml:space="preserve">Stories meeting DoR</w:t>
             </w:r>
           </w:p>
@@ -1225,9 +1670,13 @@
           <w:p>
             <w:pPr>
               <w:pStyle w:val="Compact"/>
-              <w:jc w:val="left"/>
-            </w:pPr>
-            <w:r>
+              <w:spacing w:before="20" w:after="20"/>
+              <w:jc w:val="left"/>
+            </w:pPr>
+            <w:r>
+              <w:rPr>
+                <w:sz w:val="17"/>
+              </w:rPr>
               <w:t xml:space="preserve">Design review</w:t>
             </w:r>
           </w:p>
@@ -1237,9 +1686,13 @@
           <w:p>
             <w:pPr>
               <w:pStyle w:val="Compact"/>
-              <w:jc w:val="left"/>
-            </w:pPr>
-            <w:r>
+              <w:spacing w:before="20" w:after="20"/>
+              <w:jc w:val="left"/>
+            </w:pPr>
+            <w:r>
+              <w:rPr>
+                <w:sz w:val="17"/>
+              </w:rPr>
               <w:t xml:space="preserve">Weekly, Thu</w:t>
             </w:r>
           </w:p>
@@ -1249,9 +1702,13 @@
           <w:p>
             <w:pPr>
               <w:pStyle w:val="Compact"/>
-              <w:jc w:val="left"/>
-            </w:pPr>
-            <w:r>
+              <w:spacing w:before="20" w:after="20"/>
+              <w:jc w:val="left"/>
+            </w:pPr>
+            <w:r>
+              <w:rPr>
+                <w:sz w:val="17"/>
+              </w:rPr>
               <w:t xml:space="preserve">1 h</w:t>
             </w:r>
           </w:p>
@@ -1261,9 +1718,13 @@
           <w:p>
             <w:pPr>
               <w:pStyle w:val="Compact"/>
-              <w:jc w:val="left"/>
-            </w:pPr>
-            <w:r>
+              <w:spacing w:before="20" w:after="20"/>
+              <w:jc w:val="left"/>
+            </w:pPr>
+            <w:r>
+              <w:rPr>
+                <w:sz w:val="17"/>
+              </w:rPr>
               <w:t xml:space="preserve">UX, PO, FE, Accessibility champion</w:t>
             </w:r>
           </w:p>
@@ -1273,9 +1734,13 @@
           <w:p>
             <w:pPr>
               <w:pStyle w:val="Compact"/>
-              <w:jc w:val="left"/>
-            </w:pPr>
-            <w:r>
+              <w:spacing w:before="20" w:after="20"/>
+              <w:jc w:val="left"/>
+            </w:pPr>
+            <w:r>
+              <w:rPr>
+                <w:sz w:val="17"/>
+              </w:rPr>
               <w:t xml:space="preserve">Approved designs</w:t>
             </w:r>
           </w:p>
@@ -1287,9 +1752,13 @@
           <w:p>
             <w:pPr>
               <w:pStyle w:val="Compact"/>
-              <w:jc w:val="left"/>
-            </w:pPr>
-            <w:r>
+              <w:spacing w:before="20" w:after="20"/>
+              <w:jc w:val="left"/>
+            </w:pPr>
+            <w:r>
+              <w:rPr>
+                <w:sz w:val="17"/>
+              </w:rPr>
               <w:t xml:space="preserve">Sprint review / demo</w:t>
             </w:r>
           </w:p>
@@ -1299,9 +1768,13 @@
           <w:p>
             <w:pPr>
               <w:pStyle w:val="Compact"/>
-              <w:jc w:val="left"/>
-            </w:pPr>
-            <w:r>
+              <w:spacing w:before="20" w:after="20"/>
+              <w:jc w:val="left"/>
+            </w:pPr>
+            <w:r>
+              <w:rPr>
+                <w:sz w:val="17"/>
+              </w:rPr>
               <w:t xml:space="preserve">Last day of sprint</w:t>
             </w:r>
           </w:p>
@@ -1311,9 +1784,13 @@
           <w:p>
             <w:pPr>
               <w:pStyle w:val="Compact"/>
-              <w:jc w:val="left"/>
-            </w:pPr>
-            <w:r>
+              <w:spacing w:before="20" w:after="20"/>
+              <w:jc w:val="left"/>
+            </w:pPr>
+            <w:r>
+              <w:rPr>
+                <w:sz w:val="17"/>
+              </w:rPr>
               <w:t xml:space="preserve">1.5 h</w:t>
             </w:r>
           </w:p>
@@ -1323,9 +1800,13 @@
           <w:p>
             <w:pPr>
               <w:pStyle w:val="Compact"/>
-              <w:jc w:val="left"/>
-            </w:pPr>
-            <w:r>
+              <w:spacing w:before="20" w:after="20"/>
+              <w:jc w:val="left"/>
+            </w:pPr>
+            <w:r>
+              <w:rPr>
+                <w:sz w:val="17"/>
+              </w:rPr>
               <w:t xml:space="preserve">Team, PO, stakeholders (TASCO, VETC)</w:t>
             </w:r>
           </w:p>
@@ -1335,9 +1816,13 @@
           <w:p>
             <w:pPr>
               <w:pStyle w:val="Compact"/>
-              <w:jc w:val="left"/>
-            </w:pPr>
-            <w:r>
+              <w:spacing w:before="20" w:after="20"/>
+              <w:jc w:val="left"/>
+            </w:pPr>
+            <w:r>
+              <w:rPr>
+                <w:sz w:val="17"/>
+              </w:rPr>
               <w:t xml:space="preserve">Accepted increment, feedback</w:t>
             </w:r>
           </w:p>
@@ -1345,13 +1830,19 @@
       </w:tr>
       <w:tr>
         <w:tc>
-          <w:tcPr/>
-          <w:p>
-            <w:pPr>
-              <w:pStyle w:val="Compact"/>
-              <w:jc w:val="left"/>
-            </w:pPr>
-            <w:r>
+          <w:tcPr>
+            <w:noWrap/>
+          </w:tcPr>
+          <w:p>
+            <w:pPr>
+              <w:pStyle w:val="Compact"/>
+              <w:spacing w:before="20" w:after="20"/>
+              <w:jc w:val="left"/>
+            </w:pPr>
+            <w:r>
+              <w:rPr>
+                <w:sz w:val="17"/>
+              </w:rPr>
               <w:t xml:space="preserve">Retrospective</w:t>
             </w:r>
           </w:p>
@@ -1361,9 +1852,13 @@
           <w:p>
             <w:pPr>
               <w:pStyle w:val="Compact"/>
-              <w:jc w:val="left"/>
-            </w:pPr>
-            <w:r>
+              <w:spacing w:before="20" w:after="20"/>
+              <w:jc w:val="left"/>
+            </w:pPr>
+            <w:r>
+              <w:rPr>
+                <w:sz w:val="17"/>
+              </w:rPr>
               <w:t xml:space="preserve">Last day of sprint</w:t>
             </w:r>
           </w:p>
@@ -1373,9 +1868,13 @@
           <w:p>
             <w:pPr>
               <w:pStyle w:val="Compact"/>
-              <w:jc w:val="left"/>
-            </w:pPr>
-            <w:r>
+              <w:spacing w:before="20" w:after="20"/>
+              <w:jc w:val="left"/>
+            </w:pPr>
+            <w:r>
+              <w:rPr>
+                <w:sz w:val="17"/>
+              </w:rPr>
               <w:t xml:space="preserve">1 h</w:t>
             </w:r>
           </w:p>
@@ -1385,9 +1884,13 @@
           <w:p>
             <w:pPr>
               <w:pStyle w:val="Compact"/>
-              <w:jc w:val="left"/>
-            </w:pPr>
-            <w:r>
+              <w:spacing w:before="20" w:after="20"/>
+              <w:jc w:val="left"/>
+            </w:pPr>
+            <w:r>
+              <w:rPr>
+                <w:sz w:val="17"/>
+              </w:rPr>
               <w:t xml:space="preserve">Team</w:t>
             </w:r>
           </w:p>
@@ -1397,9 +1900,13 @@
           <w:p>
             <w:pPr>
               <w:pStyle w:val="Compact"/>
-              <w:jc w:val="left"/>
-            </w:pPr>
-            <w:r>
+              <w:spacing w:before="20" w:after="20"/>
+              <w:jc w:val="left"/>
+            </w:pPr>
+            <w:r>
+              <w:rPr>
+                <w:sz w:val="17"/>
+              </w:rPr>
               <w:t xml:space="preserve">Two or three improvement actions</w:t>
             </w:r>
           </w:p>
@@ -1411,9 +1918,13 @@
           <w:p>
             <w:pPr>
               <w:pStyle w:val="Compact"/>
-              <w:jc w:val="left"/>
-            </w:pPr>
-            <w:r>
+              <w:spacing w:before="20" w:after="20"/>
+              <w:jc w:val="left"/>
+            </w:pPr>
+            <w:r>
+              <w:rPr>
+                <w:sz w:val="17"/>
+              </w:rPr>
               <w:t xml:space="preserve">Rules clinic</w:t>
             </w:r>
           </w:p>
@@ -1423,9 +1934,13 @@
           <w:p>
             <w:pPr>
               <w:pStyle w:val="Compact"/>
-              <w:jc w:val="left"/>
-            </w:pPr>
-            <w:r>
+              <w:spacing w:before="20" w:after="20"/>
+              <w:jc w:val="left"/>
+            </w:pPr>
+            <w:r>
+              <w:rPr>
+                <w:sz w:val="17"/>
+              </w:rPr>
               <w:t xml:space="preserve">Weekly, Tue</w:t>
             </w:r>
           </w:p>
@@ -1435,9 +1950,13 @@
           <w:p>
             <w:pPr>
               <w:pStyle w:val="Compact"/>
-              <w:jc w:val="left"/>
-            </w:pPr>
-            <w:r>
+              <w:spacing w:before="20" w:after="20"/>
+              <w:jc w:val="left"/>
+            </w:pPr>
+            <w:r>
+              <w:rPr>
+                <w:sz w:val="17"/>
+              </w:rPr>
               <w:t xml:space="preserve">45 min</w:t>
             </w:r>
           </w:p>
@@ -1447,9 +1966,13 @@
           <w:p>
             <w:pPr>
               <w:pStyle w:val="Compact"/>
-              <w:jc w:val="left"/>
-            </w:pPr>
-            <w:r>
+              <w:spacing w:before="20" w:after="20"/>
+              <w:jc w:val="left"/>
+            </w:pPr>
+            <w:r>
+              <w:rPr>
+                <w:sz w:val="17"/>
+              </w:rPr>
               <w:t xml:space="preserve">Rule authors, approvers, BA</w:t>
             </w:r>
           </w:p>
@@ -1459,9 +1982,13 @@
           <w:p>
             <w:pPr>
               <w:pStyle w:val="Compact"/>
-              <w:jc w:val="left"/>
-            </w:pPr>
-            <w:r>
+              <w:spacing w:before="20" w:after="20"/>
+              <w:jc w:val="left"/>
+            </w:pPr>
+            <w:r>
+              <w:rPr>
+                <w:sz w:val="17"/>
+              </w:rPr>
               <w:t xml:space="preserve">Draft rule changes reviewed before submission</w:t>
             </w:r>
           </w:p>
@@ -1473,9 +2000,13 @@
           <w:p>
             <w:pPr>
               <w:pStyle w:val="Compact"/>
-              <w:jc w:val="left"/>
-            </w:pPr>
-            <w:r>
+              <w:spacing w:before="20" w:after="20"/>
+              <w:jc w:val="left"/>
+            </w:pPr>
+            <w:r>
+              <w:rPr>
+                <w:sz w:val="17"/>
+              </w:rPr>
               <w:t xml:space="preserve">Integration sync</w:t>
             </w:r>
           </w:p>
@@ -1485,9 +2016,13 @@
           <w:p>
             <w:pPr>
               <w:pStyle w:val="Compact"/>
-              <w:jc w:val="left"/>
-            </w:pPr>
-            <w:r>
+              <w:spacing w:before="20" w:after="20"/>
+              <w:jc w:val="left"/>
+            </w:pPr>
+            <w:r>
+              <w:rPr>
+                <w:sz w:val="17"/>
+              </w:rPr>
               <w:t xml:space="preserve">Twice weekly</w:t>
             </w:r>
           </w:p>
@@ -1497,9 +2032,13 @@
           <w:p>
             <w:pPr>
               <w:pStyle w:val="Compact"/>
-              <w:jc w:val="left"/>
-            </w:pPr>
-            <w:r>
+              <w:spacing w:before="20" w:after="20"/>
+              <w:jc w:val="left"/>
+            </w:pPr>
+            <w:r>
+              <w:rPr>
+                <w:sz w:val="17"/>
+              </w:rPr>
               <w:t xml:space="preserve">30 min</w:t>
             </w:r>
           </w:p>
@@ -1509,9 +2048,13 @@
           <w:p>
             <w:pPr>
               <w:pStyle w:val="Compact"/>
-              <w:jc w:val="left"/>
-            </w:pPr>
-            <w:r>
+              <w:spacing w:before="20" w:after="20"/>
+              <w:jc w:val="left"/>
+            </w:pPr>
+            <w:r>
+              <w:rPr>
+                <w:sz w:val="17"/>
+              </w:rPr>
               <w:t xml:space="preserve">iorta Integration, VETC IT, TASCO IT</w:t>
             </w:r>
           </w:p>
@@ -1521,9 +2064,13 @@
           <w:p>
             <w:pPr>
               <w:pStyle w:val="Compact"/>
-              <w:jc w:val="left"/>
-            </w:pPr>
-            <w:r>
+              <w:spacing w:before="20" w:after="20"/>
+              <w:jc w:val="left"/>
+            </w:pPr>
+            <w:r>
+              <w:rPr>
+                <w:sz w:val="17"/>
+              </w:rPr>
               <w:t xml:space="preserve">Contract changes, environment issues</w:t>
             </w:r>
           </w:p>
@@ -1535,9 +2082,13 @@
           <w:p>
             <w:pPr>
               <w:pStyle w:val="Compact"/>
-              <w:jc w:val="left"/>
-            </w:pPr>
-            <w:r>
+              <w:spacing w:before="20" w:after="20"/>
+              <w:jc w:val="left"/>
+            </w:pPr>
+            <w:r>
+              <w:rPr>
+                <w:sz w:val="17"/>
+              </w:rPr>
               <w:t xml:space="preserve">Release readiness</w:t>
             </w:r>
           </w:p>
@@ -1547,9 +2098,13 @@
           <w:p>
             <w:pPr>
               <w:pStyle w:val="Compact"/>
-              <w:jc w:val="left"/>
-            </w:pPr>
-            <w:r>
+              <w:spacing w:before="20" w:after="20"/>
+              <w:jc w:val="left"/>
+            </w:pPr>
+            <w:r>
+              <w:rPr>
+                <w:sz w:val="17"/>
+              </w:rPr>
               <w:t xml:space="preserve">Before each release</w:t>
             </w:r>
           </w:p>
@@ -1559,9 +2114,13 @@
           <w:p>
             <w:pPr>
               <w:pStyle w:val="Compact"/>
-              <w:jc w:val="left"/>
-            </w:pPr>
-            <w:r>
+              <w:spacing w:before="20" w:after="20"/>
+              <w:jc w:val="left"/>
+            </w:pPr>
+            <w:r>
+              <w:rPr>
+                <w:sz w:val="17"/>
+              </w:rPr>
               <w:t xml:space="preserve">45 min</w:t>
             </w:r>
           </w:p>
@@ -1571,9 +2130,13 @@
           <w:p>
             <w:pPr>
               <w:pStyle w:val="Compact"/>
-              <w:jc w:val="left"/>
-            </w:pPr>
-            <w:r>
+              <w:spacing w:before="20" w:after="20"/>
+              <w:jc w:val="left"/>
+            </w:pPr>
+            <w:r>
+              <w:rPr>
+                <w:sz w:val="17"/>
+              </w:rPr>
               <w:t xml:space="preserve">DevSecOps, QA, PO, Support</w:t>
             </w:r>
           </w:p>
@@ -1583,9 +2146,13 @@
           <w:p>
             <w:pPr>
               <w:pStyle w:val="Compact"/>
-              <w:jc w:val="left"/>
-            </w:pPr>
-            <w:r>
+              <w:spacing w:before="20" w:after="20"/>
+              <w:jc w:val="left"/>
+            </w:pPr>
+            <w:r>
+              <w:rPr>
+                <w:sz w:val="17"/>
+              </w:rPr>
               <w:t xml:space="preserve">Go/no-go for the release</w:t>
             </w:r>
           </w:p>
@@ -1677,19 +2244,7 @@
         <w:pStyle w:val="Compact"/>
       </w:pPr>
       <w:r>
-        <w:t xml:space="preserve">It is written as a user story with the persona named (for example, "As a telesales agent…") and refers to a page in</w:t>
-      </w:r>
-      <w:r>
-        <w:t xml:space="preserve"> </w:t>
-      </w:r>
-      <w:r>
-        <w:rPr>
-          <w:rStyle w:val="VerbatimChar"/>
-        </w:rPr>
-        <w:t xml:space="preserve">docs/ux/journey-maps-and-information-architecture.docx</w:t>
-      </w:r>
-      <w:r>
-        <w:t xml:space="preserve">.</w:t>
+        <w:t xml:space="preserve">It is written as a user story with the persona named (for example, "As a telesales agent…") and refers to a page in the Journey Maps and Information Architecture document (docs/ux/journey-maps-and-information-architecture.pdf).</w:t>
       </w:r>
     </w:p>
     <w:p>
@@ -1882,12 +2437,14 @@
           <w:p>
             <w:pPr>
               <w:pStyle w:val="Compact"/>
+              <w:spacing w:before="20" w:after="20"/>
               <w:jc w:val="left"/>
             </w:pPr>
             <w:r>
               <w:rPr>
                 <w:b/>
                 <w:color w:val="FFFFFF"/>
+                <w:sz w:val="18"/>
               </w:rPr>
               <w:t xml:space="preserve">#</w:t>
             </w:r>
@@ -1900,12 +2457,14 @@
           <w:p>
             <w:pPr>
               <w:pStyle w:val="Compact"/>
+              <w:spacing w:before="20" w:after="20"/>
               <w:jc w:val="left"/>
             </w:pPr>
             <w:r>
               <w:rPr>
                 <w:b/>
                 <w:color w:val="FFFFFF"/>
+                <w:sz w:val="18"/>
               </w:rPr>
               <w:t xml:space="preserve">Criterion</w:t>
             </w:r>
@@ -1918,12 +2477,14 @@
           <w:p>
             <w:pPr>
               <w:pStyle w:val="Compact"/>
+              <w:spacing w:before="20" w:after="20"/>
               <w:jc w:val="left"/>
             </w:pPr>
             <w:r>
               <w:rPr>
                 <w:b/>
                 <w:color w:val="FFFFFF"/>
+                <w:sz w:val="18"/>
               </w:rPr>
               <w:t xml:space="preserve">How verified</w:t>
             </w:r>
@@ -1932,13 +2493,19 @@
       </w:tr>
       <w:tr>
         <w:tc>
-          <w:tcPr/>
-          <w:p>
-            <w:pPr>
-              <w:pStyle w:val="Compact"/>
-              <w:jc w:val="left"/>
-            </w:pPr>
-            <w:r>
+          <w:tcPr>
+            <w:noWrap/>
+          </w:tcPr>
+          <w:p>
+            <w:pPr>
+              <w:pStyle w:val="Compact"/>
+              <w:spacing w:before="20" w:after="20"/>
+              <w:jc w:val="left"/>
+            </w:pPr>
+            <w:r>
+              <w:rPr>
+                <w:sz w:val="18"/>
+              </w:rPr>
               <w:t xml:space="preserve">1</w:t>
             </w:r>
           </w:p>
@@ -1948,9 +2515,13 @@
           <w:p>
             <w:pPr>
               <w:pStyle w:val="Compact"/>
-              <w:jc w:val="left"/>
-            </w:pPr>
-            <w:r>
+              <w:spacing w:before="20" w:after="20"/>
+              <w:jc w:val="left"/>
+            </w:pPr>
+            <w:r>
+              <w:rPr>
+                <w:sz w:val="18"/>
+              </w:rPr>
               <w:t xml:space="preserve">Code merged to main through a pull request reviewed by at least one engineer other than the author</w:t>
             </w:r>
           </w:p>
@@ -1960,9 +2531,13 @@
           <w:p>
             <w:pPr>
               <w:pStyle w:val="Compact"/>
-              <w:jc w:val="left"/>
-            </w:pPr>
-            <w:r>
+              <w:spacing w:before="20" w:after="20"/>
+              <w:jc w:val="left"/>
+            </w:pPr>
+            <w:r>
+              <w:rPr>
+                <w:sz w:val="18"/>
+              </w:rPr>
               <w:t xml:space="preserve">Git host branch protection</w:t>
             </w:r>
           </w:p>
@@ -1970,13 +2545,19 @@
       </w:tr>
       <w:tr>
         <w:tc>
-          <w:tcPr/>
-          <w:p>
-            <w:pPr>
-              <w:pStyle w:val="Compact"/>
-              <w:jc w:val="left"/>
-            </w:pPr>
-            <w:r>
+          <w:tcPr>
+            <w:noWrap/>
+          </w:tcPr>
+          <w:p>
+            <w:pPr>
+              <w:pStyle w:val="Compact"/>
+              <w:spacing w:before="20" w:after="20"/>
+              <w:jc w:val="left"/>
+            </w:pPr>
+            <w:r>
+              <w:rPr>
+                <w:sz w:val="18"/>
+              </w:rPr>
               <w:t xml:space="preserve">2</w:t>
             </w:r>
           </w:p>
@@ -1986,9 +2567,13 @@
           <w:p>
             <w:pPr>
               <w:pStyle w:val="Compact"/>
-              <w:jc w:val="left"/>
-            </w:pPr>
-            <w:r>
+              <w:spacing w:before="20" w:after="20"/>
+              <w:jc w:val="left"/>
+            </w:pPr>
+            <w:r>
+              <w:rPr>
+                <w:sz w:val="18"/>
+              </w:rPr>
               <w:t xml:space="preserve">Lint clean</w:t>
             </w:r>
           </w:p>
@@ -1998,18 +2583,26 @@
           <w:p>
             <w:pPr>
               <w:pStyle w:val="Compact"/>
+              <w:spacing w:before="20" w:after="20"/>
               <w:jc w:val="left"/>
             </w:pPr>
             <w:r>
               <w:rPr>
                 <w:rStyle w:val="VerbatimChar"/>
+                <w:sz w:val="18"/>
               </w:rPr>
               <w:t xml:space="preserve">npm run lint</w:t>
             </w:r>
             <w:r>
+              <w:rPr>
+                <w:sz w:val="18"/>
+              </w:rPr>
               <w:t xml:space="preserve"> </w:t>
             </w:r>
             <w:r>
+              <w:rPr>
+                <w:sz w:val="18"/>
+              </w:rPr>
               <w:t xml:space="preserve">in CI</w:t>
             </w:r>
           </w:p>
@@ -2017,13 +2610,19 @@
       </w:tr>
       <w:tr>
         <w:tc>
-          <w:tcPr/>
-          <w:p>
-            <w:pPr>
-              <w:pStyle w:val="Compact"/>
-              <w:jc w:val="left"/>
-            </w:pPr>
-            <w:r>
+          <w:tcPr>
+            <w:noWrap/>
+          </w:tcPr>
+          <w:p>
+            <w:pPr>
+              <w:pStyle w:val="Compact"/>
+              <w:spacing w:before="20" w:after="20"/>
+              <w:jc w:val="left"/>
+            </w:pPr>
+            <w:r>
+              <w:rPr>
+                <w:sz w:val="18"/>
+              </w:rPr>
               <w:t xml:space="preserve">3</w:t>
             </w:r>
           </w:p>
@@ -2033,23 +2632,48 @@
           <w:p>
             <w:pPr>
               <w:pStyle w:val="Compact"/>
-              <w:jc w:val="left"/>
-            </w:pPr>
-            <w:r>
-              <w:t xml:space="preserve">Unit, integration and API tests written and passing</w:t>
-            </w:r>
-          </w:p>
-        </w:tc>
-        <w:tc>
-          <w:tcPr/>
-          <w:p>
-            <w:pPr>
-              <w:pStyle w:val="Compact"/>
-              <w:jc w:val="left"/>
-            </w:pPr>
+              <w:spacing w:before="20" w:after="20"/>
+              <w:jc w:val="left"/>
+            </w:pPr>
+            <w:r>
+              <w:rPr>
+                <w:sz w:val="18"/>
+              </w:rPr>
+              <w:t xml:space="preserve">Unit, integration, API, security and functional tests written and passing. Each Given/When/Then acceptance scenario has a functional test in</w:t>
+            </w:r>
+            <w:r>
+              <w:rPr>
+                <w:sz w:val="18"/>
+              </w:rPr>
+              <w:t xml:space="preserve"> </w:t>
+            </w:r>
             <w:r>
               <w:rPr>
                 <w:rStyle w:val="VerbatimChar"/>
+                <w:sz w:val="18"/>
+              </w:rPr>
+              <w:t xml:space="preserve">test/functional</w:t>
+            </w:r>
+            <w:r>
+              <w:rPr>
+                <w:sz w:val="18"/>
+              </w:rPr>
+              <w:t xml:space="preserve">.</w:t>
+            </w:r>
+          </w:p>
+        </w:tc>
+        <w:tc>
+          <w:tcPr/>
+          <w:p>
+            <w:pPr>
+              <w:pStyle w:val="Compact"/>
+              <w:spacing w:before="20" w:after="20"/>
+              <w:jc w:val="left"/>
+            </w:pPr>
+            <w:r>
+              <w:rPr>
+                <w:rStyle w:val="VerbatimChar"/>
+                <w:sz w:val="18"/>
               </w:rPr>
               <w:t xml:space="preserve">npm test</w:t>
             </w:r>
@@ -2058,13 +2682,19 @@
       </w:tr>
       <w:tr>
         <w:tc>
-          <w:tcPr/>
-          <w:p>
-            <w:pPr>
-              <w:pStyle w:val="Compact"/>
-              <w:jc w:val="left"/>
-            </w:pPr>
-            <w:r>
+          <w:tcPr>
+            <w:noWrap/>
+          </w:tcPr>
+          <w:p>
+            <w:pPr>
+              <w:pStyle w:val="Compact"/>
+              <w:spacing w:before="20" w:after="20"/>
+              <w:jc w:val="left"/>
+            </w:pPr>
+            <w:r>
+              <w:rPr>
+                <w:sz w:val="18"/>
+              </w:rPr>
               <w:t xml:space="preserve">4</w:t>
             </w:r>
           </w:p>
@@ -2074,12 +2704,14 @@
           <w:p>
             <w:pPr>
               <w:pStyle w:val="Compact"/>
+              <w:spacing w:before="20" w:after="20"/>
               <w:jc w:val="left"/>
             </w:pPr>
             <w:r>
               <w:rPr>
                 <w:bCs/>
                 <w:b/>
+                <w:sz w:val="18"/>
               </w:rPr>
               <w:t xml:space="preserve">Coverage ≥ 80 % lines and functions, ≥ 70 % branches</w:t>
             </w:r>
@@ -2090,18 +2722,26 @@
           <w:p>
             <w:pPr>
               <w:pStyle w:val="Compact"/>
+              <w:spacing w:before="20" w:after="20"/>
               <w:jc w:val="left"/>
             </w:pPr>
             <w:r>
               <w:rPr>
                 <w:rStyle w:val="VerbatimChar"/>
+                <w:sz w:val="18"/>
               </w:rPr>
               <w:t xml:space="preserve">npm run test:coverage</w:t>
             </w:r>
             <w:r>
+              <w:rPr>
+                <w:sz w:val="18"/>
+              </w:rPr>
               <w:t xml:space="preserve"> </w:t>
             </w:r>
             <w:r>
+              <w:rPr>
+                <w:sz w:val="18"/>
+              </w:rPr>
               <w:t xml:space="preserve">(thresholds enforced by the script)</w:t>
             </w:r>
           </w:p>
@@ -2109,13 +2749,19 @@
       </w:tr>
       <w:tr>
         <w:tc>
-          <w:tcPr/>
-          <w:p>
-            <w:pPr>
-              <w:pStyle w:val="Compact"/>
-              <w:jc w:val="left"/>
-            </w:pPr>
-            <w:r>
+          <w:tcPr>
+            <w:noWrap/>
+          </w:tcPr>
+          <w:p>
+            <w:pPr>
+              <w:pStyle w:val="Compact"/>
+              <w:spacing w:before="20" w:after="20"/>
+              <w:jc w:val="left"/>
+            </w:pPr>
+            <w:r>
+              <w:rPr>
+                <w:sz w:val="18"/>
+              </w:rPr>
               <w:t xml:space="preserve">5</w:t>
             </w:r>
           </w:p>
@@ -2125,9 +2771,13 @@
           <w:p>
             <w:pPr>
               <w:pStyle w:val="Compact"/>
-              <w:jc w:val="left"/>
-            </w:pPr>
-            <w:r>
+              <w:spacing w:before="20" w:after="20"/>
+              <w:jc w:val="left"/>
+            </w:pPr>
+            <w:r>
+              <w:rPr>
+                <w:sz w:val="18"/>
+              </w:rPr>
               <w:t xml:space="preserve">Security tests pass, with no new critical or high findings</w:t>
             </w:r>
           </w:p>
@@ -2137,30 +2787,45 @@
           <w:p>
             <w:pPr>
               <w:pStyle w:val="Compact"/>
+              <w:spacing w:before="20" w:after="20"/>
               <w:jc w:val="left"/>
             </w:pPr>
             <w:r>
               <w:rPr>
                 <w:rStyle w:val="VerbatimChar"/>
+                <w:sz w:val="18"/>
               </w:rPr>
               <w:t xml:space="preserve">npm run test:security</w:t>
             </w:r>
             <w:r>
+              <w:rPr>
+                <w:sz w:val="18"/>
+              </w:rPr>
               <w:t xml:space="preserve">, SAST, secret scan,</w:t>
             </w:r>
             <w:r>
+              <w:rPr>
+                <w:sz w:val="18"/>
+              </w:rPr>
               <w:t xml:space="preserve"> </w:t>
             </w:r>
             <w:r>
               <w:rPr>
                 <w:rStyle w:val="VerbatimChar"/>
+                <w:sz w:val="18"/>
               </w:rPr>
               <w:t xml:space="preserve">npm run audit</w:t>
             </w:r>
             <w:r>
+              <w:rPr>
+                <w:sz w:val="18"/>
+              </w:rPr>
               <w:t xml:space="preserve"> </w:t>
             </w:r>
             <w:r>
+              <w:rPr>
+                <w:sz w:val="18"/>
+              </w:rPr>
               <w:t xml:space="preserve">(high and above fail the build)</w:t>
             </w:r>
           </w:p>
@@ -2168,13 +2833,19 @@
       </w:tr>
       <w:tr>
         <w:tc>
-          <w:tcPr/>
-          <w:p>
-            <w:pPr>
-              <w:pStyle w:val="Compact"/>
-              <w:jc w:val="left"/>
-            </w:pPr>
-            <w:r>
+          <w:tcPr>
+            <w:noWrap/>
+          </w:tcPr>
+          <w:p>
+            <w:pPr>
+              <w:pStyle w:val="Compact"/>
+              <w:spacing w:before="20" w:after="20"/>
+              <w:jc w:val="left"/>
+            </w:pPr>
+            <w:r>
+              <w:rPr>
+                <w:sz w:val="18"/>
+              </w:rPr>
               <w:t xml:space="preserve">6</w:t>
             </w:r>
           </w:p>
@@ -2184,9 +2855,13 @@
           <w:p>
             <w:pPr>
               <w:pStyle w:val="Compact"/>
-              <w:jc w:val="left"/>
-            </w:pPr>
-            <w:r>
+              <w:spacing w:before="20" w:after="20"/>
+              <w:jc w:val="left"/>
+            </w:pPr>
+            <w:r>
+              <w:rPr>
+                <w:sz w:val="18"/>
+              </w:rPr>
               <w:t xml:space="preserve">DAST baseline scan on SANDBOX for changed endpoints</w:t>
             </w:r>
           </w:p>
@@ -2196,9 +2871,13 @@
           <w:p>
             <w:pPr>
               <w:pStyle w:val="Compact"/>
-              <w:jc w:val="left"/>
-            </w:pPr>
-            <w:r>
+              <w:spacing w:before="20" w:after="20"/>
+              <w:jc w:val="left"/>
+            </w:pPr>
+            <w:r>
+              <w:rPr>
+                <w:sz w:val="18"/>
+              </w:rPr>
               <w:t xml:space="preserve">ZAP baseline in pipeline</w:t>
             </w:r>
           </w:p>
@@ -2206,13 +2885,19 @@
       </w:tr>
       <w:tr>
         <w:tc>
-          <w:tcPr/>
-          <w:p>
-            <w:pPr>
-              <w:pStyle w:val="Compact"/>
-              <w:jc w:val="left"/>
-            </w:pPr>
-            <w:r>
+          <w:tcPr>
+            <w:noWrap/>
+          </w:tcPr>
+          <w:p>
+            <w:pPr>
+              <w:pStyle w:val="Compact"/>
+              <w:spacing w:before="20" w:after="20"/>
+              <w:jc w:val="left"/>
+            </w:pPr>
+            <w:r>
+              <w:rPr>
+                <w:sz w:val="18"/>
+              </w:rPr>
               <w:t xml:space="preserve">7</w:t>
             </w:r>
           </w:p>
@@ -2222,9 +2907,13 @@
           <w:p>
             <w:pPr>
               <w:pStyle w:val="Compact"/>
-              <w:jc w:val="left"/>
-            </w:pPr>
-            <w:r>
+              <w:spacing w:before="20" w:after="20"/>
+              <w:jc w:val="left"/>
+            </w:pPr>
+            <w:r>
+              <w:rPr>
+                <w:sz w:val="18"/>
+              </w:rPr>
               <w:t xml:space="preserve">Authorisation tested: allowed role succeeds, other roles get 403</w:t>
             </w:r>
           </w:p>
@@ -2234,9 +2923,13 @@
           <w:p>
             <w:pPr>
               <w:pStyle w:val="Compact"/>
-              <w:jc w:val="left"/>
-            </w:pPr>
-            <w:r>
+              <w:spacing w:before="20" w:after="20"/>
+              <w:jc w:val="left"/>
+            </w:pPr>
+            <w:r>
+              <w:rPr>
+                <w:sz w:val="18"/>
+              </w:rPr>
               <w:t xml:space="preserve">API tests per route</w:t>
             </w:r>
           </w:p>
@@ -2244,13 +2937,19 @@
       </w:tr>
       <w:tr>
         <w:tc>
-          <w:tcPr/>
-          <w:p>
-            <w:pPr>
-              <w:pStyle w:val="Compact"/>
-              <w:jc w:val="left"/>
-            </w:pPr>
-            <w:r>
+          <w:tcPr>
+            <w:noWrap/>
+          </w:tcPr>
+          <w:p>
+            <w:pPr>
+              <w:pStyle w:val="Compact"/>
+              <w:spacing w:before="20" w:after="20"/>
+              <w:jc w:val="left"/>
+            </w:pPr>
+            <w:r>
+              <w:rPr>
+                <w:sz w:val="18"/>
+              </w:rPr>
               <w:t xml:space="preserve">8</w:t>
             </w:r>
           </w:p>
@@ -2260,19 +2959,27 @@
           <w:p>
             <w:pPr>
               <w:pStyle w:val="Compact"/>
+              <w:spacing w:before="20" w:after="20"/>
               <w:jc w:val="left"/>
             </w:pPr>
             <w:r>
               <w:rPr>
                 <w:bCs/>
                 <w:b/>
+                <w:sz w:val="18"/>
               </w:rPr>
               <w:t xml:space="preserve">Accessibility checks:</w:t>
             </w:r>
             <w:r>
+              <w:rPr>
+                <w:sz w:val="18"/>
+              </w:rPr>
               <w:t xml:space="preserve"> </w:t>
             </w:r>
             <w:r>
+              <w:rPr>
+                <w:sz w:val="18"/>
+              </w:rPr>
               <w:t xml:space="preserve">automated (axe) with zero serious or critical issues, keyboard-only walkthrough, screen-reader smoke test (NVDA or VoiceOver) on changed screens</w:t>
             </w:r>
           </w:p>
@@ -2282,32 +2989,33 @@
           <w:p>
             <w:pPr>
               <w:pStyle w:val="Compact"/>
-              <w:jc w:val="left"/>
-            </w:pPr>
-            <w:r>
-              <w:t xml:space="preserve">QA checklist in</w:t>
-            </w:r>
-            <w:r>
-              <w:t xml:space="preserve"> </w:t>
-            </w:r>
-            <w:r>
-              <w:rPr>
-                <w:rStyle w:val="VerbatimChar"/>
-              </w:rPr>
-              <w:t xml:space="preserve">docs/ux/ux-standards-and-accessibility.docx</w:t>
+              <w:spacing w:before="20" w:after="20"/>
+              <w:jc w:val="left"/>
+            </w:pPr>
+            <w:r>
+              <w:rPr>
+                <w:sz w:val="18"/>
+              </w:rPr>
+              <w:t xml:space="preserve">QA checklist in the UX Standards and Accessibility document</w:t>
             </w:r>
           </w:p>
         </w:tc>
       </w:tr>
       <w:tr>
         <w:tc>
-          <w:tcPr/>
-          <w:p>
-            <w:pPr>
-              <w:pStyle w:val="Compact"/>
-              <w:jc w:val="left"/>
-            </w:pPr>
-            <w:r>
+          <w:tcPr>
+            <w:noWrap/>
+          </w:tcPr>
+          <w:p>
+            <w:pPr>
+              <w:pStyle w:val="Compact"/>
+              <w:spacing w:before="20" w:after="20"/>
+              <w:jc w:val="left"/>
+            </w:pPr>
+            <w:r>
+              <w:rPr>
+                <w:sz w:val="18"/>
+              </w:rPr>
               <w:t xml:space="preserve">9</w:t>
             </w:r>
           </w:p>
@@ -2317,21 +3025,32 @@
           <w:p>
             <w:pPr>
               <w:pStyle w:val="Compact"/>
-              <w:jc w:val="left"/>
-            </w:pPr>
-            <w:r>
+              <w:spacing w:before="20" w:after="20"/>
+              <w:jc w:val="left"/>
+            </w:pPr>
+            <w:r>
+              <w:rPr>
+                <w:sz w:val="18"/>
+              </w:rPr>
               <w:t xml:space="preserve">Vietnamese and English strings present; dates</w:t>
             </w:r>
             <w:r>
+              <w:rPr>
+                <w:sz w:val="18"/>
+              </w:rPr>
               <w:t xml:space="preserve"> </w:t>
             </w:r>
             <w:r>
               <w:rPr>
                 <w:rStyle w:val="VerbatimChar"/>
+                <w:sz w:val="18"/>
               </w:rPr>
               <w:t xml:space="preserve">dd/mm/yyyy</w:t>
             </w:r>
             <w:r>
+              <w:rPr>
+                <w:sz w:val="18"/>
+              </w:rPr>
               <w:t xml:space="preserve">; VND formatting</w:t>
             </w:r>
           </w:p>
@@ -2341,9 +3060,13 @@
           <w:p>
             <w:pPr>
               <w:pStyle w:val="Compact"/>
-              <w:jc w:val="left"/>
-            </w:pPr>
-            <w:r>
+              <w:spacing w:before="20" w:after="20"/>
+              <w:jc w:val="left"/>
+            </w:pPr>
+            <w:r>
+              <w:rPr>
+                <w:sz w:val="18"/>
+              </w:rPr>
               <w:t xml:space="preserve">UI review</w:t>
             </w:r>
           </w:p>
@@ -2351,13 +3074,19 @@
       </w:tr>
       <w:tr>
         <w:tc>
-          <w:tcPr/>
-          <w:p>
-            <w:pPr>
-              <w:pStyle w:val="Compact"/>
-              <w:jc w:val="left"/>
-            </w:pPr>
-            <w:r>
+          <w:tcPr>
+            <w:noWrap/>
+          </w:tcPr>
+          <w:p>
+            <w:pPr>
+              <w:pStyle w:val="Compact"/>
+              <w:spacing w:before="20" w:after="20"/>
+              <w:jc w:val="left"/>
+            </w:pPr>
+            <w:r>
+              <w:rPr>
+                <w:sz w:val="18"/>
+              </w:rPr>
               <w:t xml:space="preserve">10</w:t>
             </w:r>
           </w:p>
@@ -2367,9 +3096,13 @@
           <w:p>
             <w:pPr>
               <w:pStyle w:val="Compact"/>
-              <w:jc w:val="left"/>
-            </w:pPr>
-            <w:r>
+              <w:spacing w:before="20" w:after="20"/>
+              <w:jc w:val="left"/>
+            </w:pPr>
+            <w:r>
+              <w:rPr>
+                <w:sz w:val="18"/>
+              </w:rPr>
               <w:t xml:space="preserve">Performance budget respected (page and API p95, see UX standards)</w:t>
             </w:r>
           </w:p>
@@ -2379,18 +3112,26 @@
           <w:p>
             <w:pPr>
               <w:pStyle w:val="Compact"/>
+              <w:spacing w:before="20" w:after="20"/>
               <w:jc w:val="left"/>
             </w:pPr>
             <w:r>
               <w:rPr>
                 <w:rStyle w:val="VerbatimChar"/>
+                <w:sz w:val="18"/>
               </w:rPr>
               <w:t xml:space="preserve">npm run test:perf</w:t>
             </w:r>
             <w:r>
+              <w:rPr>
+                <w:sz w:val="18"/>
+              </w:rPr>
               <w:t xml:space="preserve"> </w:t>
             </w:r>
             <w:r>
+              <w:rPr>
+                <w:sz w:val="18"/>
+              </w:rPr>
               <w:t xml:space="preserve">for API changes, Lighthouse for UI</w:t>
             </w:r>
           </w:p>
@@ -2398,13 +3139,19 @@
       </w:tr>
       <w:tr>
         <w:tc>
-          <w:tcPr/>
-          <w:p>
-            <w:pPr>
-              <w:pStyle w:val="Compact"/>
-              <w:jc w:val="left"/>
-            </w:pPr>
-            <w:r>
+          <w:tcPr>
+            <w:noWrap/>
+          </w:tcPr>
+          <w:p>
+            <w:pPr>
+              <w:pStyle w:val="Compact"/>
+              <w:spacing w:before="20" w:after="20"/>
+              <w:jc w:val="left"/>
+            </w:pPr>
+            <w:r>
+              <w:rPr>
+                <w:sz w:val="18"/>
+              </w:rPr>
               <w:t xml:space="preserve">11</w:t>
             </w:r>
           </w:p>
@@ -2414,9 +3161,13 @@
           <w:p>
             <w:pPr>
               <w:pStyle w:val="Compact"/>
-              <w:jc w:val="left"/>
-            </w:pPr>
-            <w:r>
+              <w:spacing w:before="20" w:after="20"/>
+              <w:jc w:val="left"/>
+            </w:pPr>
+            <w:r>
+              <w:rPr>
+                <w:sz w:val="18"/>
+              </w:rPr>
               <w:t xml:space="preserve">Audit events emitted for every state change affecting customers, money, access or rules</w:t>
             </w:r>
           </w:p>
@@ -2426,9 +3177,13 @@
           <w:p>
             <w:pPr>
               <w:pStyle w:val="Compact"/>
-              <w:jc w:val="left"/>
-            </w:pPr>
-            <w:r>
+              <w:spacing w:before="20" w:after="20"/>
+              <w:jc w:val="left"/>
+            </w:pPr>
+            <w:r>
+              <w:rPr>
+                <w:sz w:val="18"/>
+              </w:rPr>
               <w:t xml:space="preserve">Test asserts the audit entry</w:t>
             </w:r>
           </w:p>
@@ -2436,13 +3191,19 @@
       </w:tr>
       <w:tr>
         <w:tc>
-          <w:tcPr/>
-          <w:p>
-            <w:pPr>
-              <w:pStyle w:val="Compact"/>
-              <w:jc w:val="left"/>
-            </w:pPr>
-            <w:r>
+          <w:tcPr>
+            <w:noWrap/>
+          </w:tcPr>
+          <w:p>
+            <w:pPr>
+              <w:pStyle w:val="Compact"/>
+              <w:spacing w:before="20" w:after="20"/>
+              <w:jc w:val="left"/>
+            </w:pPr>
+            <w:r>
+              <w:rPr>
+                <w:sz w:val="18"/>
+              </w:rPr>
               <w:t xml:space="preserve">12</w:t>
             </w:r>
           </w:p>
@@ -2452,9 +3213,13 @@
           <w:p>
             <w:pPr>
               <w:pStyle w:val="Compact"/>
-              <w:jc w:val="left"/>
-            </w:pPr>
-            <w:r>
+              <w:spacing w:before="20" w:after="20"/>
+              <w:jc w:val="left"/>
+            </w:pPr>
+            <w:r>
+              <w:rPr>
+                <w:sz w:val="18"/>
+              </w:rPr>
               <w:t xml:space="preserve">OpenAPI regenerated if routes changed</w:t>
             </w:r>
           </w:p>
@@ -2464,26 +3229,38 @@
           <w:p>
             <w:pPr>
               <w:pStyle w:val="Compact"/>
+              <w:spacing w:before="20" w:after="20"/>
               <w:jc w:val="left"/>
             </w:pPr>
             <w:r>
               <w:rPr>
                 <w:rStyle w:val="VerbatimChar"/>
+                <w:sz w:val="18"/>
               </w:rPr>
               <w:t xml:space="preserve">npm run job -- openapi</w:t>
             </w:r>
             <w:r>
+              <w:rPr>
+                <w:sz w:val="18"/>
+              </w:rPr>
               <w:t xml:space="preserve"> </w:t>
             </w:r>
             <w:r>
+              <w:rPr>
+                <w:sz w:val="18"/>
+              </w:rPr>
               <w:t xml:space="preserve">writes</w:t>
             </w:r>
             <w:r>
+              <w:rPr>
+                <w:sz w:val="18"/>
+              </w:rPr>
               <w:t xml:space="preserve"> </w:t>
             </w:r>
             <w:r>
               <w:rPr>
                 <w:rStyle w:val="VerbatimChar"/>
+                <w:sz w:val="18"/>
               </w:rPr>
               <w:t xml:space="preserve">docs/api/openapi.json</w:t>
             </w:r>
@@ -2492,13 +3269,19 @@
       </w:tr>
       <w:tr>
         <w:tc>
-          <w:tcPr/>
-          <w:p>
-            <w:pPr>
-              <w:pStyle w:val="Compact"/>
-              <w:jc w:val="left"/>
-            </w:pPr>
-            <w:r>
+          <w:tcPr>
+            <w:noWrap/>
+          </w:tcPr>
+          <w:p>
+            <w:pPr>
+              <w:pStyle w:val="Compact"/>
+              <w:spacing w:before="20" w:after="20"/>
+              <w:jc w:val="left"/>
+            </w:pPr>
+            <w:r>
+              <w:rPr>
+                <w:sz w:val="18"/>
+              </w:rPr>
               <w:t xml:space="preserve">13</w:t>
             </w:r>
           </w:p>
@@ -2508,31 +3291,46 @@
           <w:p>
             <w:pPr>
               <w:pStyle w:val="Compact"/>
+              <w:spacing w:before="20" w:after="20"/>
               <w:jc w:val="left"/>
             </w:pPr>
             <w:r>
               <w:rPr>
                 <w:bCs/>
                 <w:b/>
+                <w:sz w:val="18"/>
               </w:rPr>
               <w:t xml:space="preserve">Documentation updated:</w:t>
             </w:r>
             <w:r>
+              <w:rPr>
+                <w:sz w:val="18"/>
+              </w:rPr>
               <w:t xml:space="preserve"> </w:t>
             </w:r>
             <w:r>
+              <w:rPr>
+                <w:sz w:val="18"/>
+              </w:rPr>
               <w:t xml:space="preserve">user manuals in</w:t>
             </w:r>
             <w:r>
+              <w:rPr>
+                <w:sz w:val="18"/>
+              </w:rPr>
               <w:t xml:space="preserve"> </w:t>
             </w:r>
             <w:r>
               <w:rPr>
                 <w:rStyle w:val="VerbatimChar"/>
+                <w:sz w:val="18"/>
               </w:rPr>
               <w:t xml:space="preserve">docs/manuals/</w:t>
             </w:r>
             <w:r>
+              <w:rPr>
+                <w:sz w:val="18"/>
+              </w:rPr>
               <w:t xml:space="preserve">, contextual help text, runbooks and ADRs where relevant</w:t>
             </w:r>
           </w:p>
@@ -2542,9 +3340,13 @@
           <w:p>
             <w:pPr>
               <w:pStyle w:val="Compact"/>
-              <w:jc w:val="left"/>
-            </w:pPr>
-            <w:r>
+              <w:spacing w:before="20" w:after="20"/>
+              <w:jc w:val="left"/>
+            </w:pPr>
+            <w:r>
+              <w:rPr>
+                <w:sz w:val="18"/>
+              </w:rPr>
               <w:t xml:space="preserve">PR checklist</w:t>
             </w:r>
           </w:p>
@@ -2552,13 +3354,19 @@
       </w:tr>
       <w:tr>
         <w:tc>
-          <w:tcPr/>
-          <w:p>
-            <w:pPr>
-              <w:pStyle w:val="Compact"/>
-              <w:jc w:val="left"/>
-            </w:pPr>
-            <w:r>
+          <w:tcPr>
+            <w:noWrap/>
+          </w:tcPr>
+          <w:p>
+            <w:pPr>
+              <w:pStyle w:val="Compact"/>
+              <w:spacing w:before="20" w:after="20"/>
+              <w:jc w:val="left"/>
+            </w:pPr>
+            <w:r>
+              <w:rPr>
+                <w:sz w:val="18"/>
+              </w:rPr>
               <w:t xml:space="preserve">14</w:t>
             </w:r>
           </w:p>
@@ -2568,18 +3376,26 @@
           <w:p>
             <w:pPr>
               <w:pStyle w:val="Compact"/>
-              <w:jc w:val="left"/>
-            </w:pPr>
-            <w:r>
+              <w:spacing w:before="20" w:after="20"/>
+              <w:jc w:val="left"/>
+            </w:pPr>
+            <w:r>
+              <w:rPr>
+                <w:sz w:val="18"/>
+              </w:rPr>
               <w:t xml:space="preserve">Demo data / seed updated if needed (</w:t>
             </w:r>
             <w:r>
               <w:rPr>
                 <w:rStyle w:val="VerbatimChar"/>
+                <w:sz w:val="18"/>
               </w:rPr>
               <w:t xml:space="preserve">src/bootstrap/seed.js</w:t>
             </w:r>
             <w:r>
+              <w:rPr>
+                <w:sz w:val="18"/>
+              </w:rPr>
               <w:t xml:space="preserve">)</w:t>
             </w:r>
           </w:p>
@@ -2589,9 +3405,13 @@
           <w:p>
             <w:pPr>
               <w:pStyle w:val="Compact"/>
-              <w:jc w:val="left"/>
-            </w:pPr>
-            <w:r>
+              <w:spacing w:before="20" w:after="20"/>
+              <w:jc w:val="left"/>
+            </w:pPr>
+            <w:r>
+              <w:rPr>
+                <w:sz w:val="18"/>
+              </w:rPr>
               <w:t xml:space="preserve">Sandbox smoke test</w:t>
             </w:r>
           </w:p>
@@ -2599,13 +3419,19 @@
       </w:tr>
       <w:tr>
         <w:tc>
-          <w:tcPr/>
-          <w:p>
-            <w:pPr>
-              <w:pStyle w:val="Compact"/>
-              <w:jc w:val="left"/>
-            </w:pPr>
-            <w:r>
+          <w:tcPr>
+            <w:noWrap/>
+          </w:tcPr>
+          <w:p>
+            <w:pPr>
+              <w:pStyle w:val="Compact"/>
+              <w:spacing w:before="20" w:after="20"/>
+              <w:jc w:val="left"/>
+            </w:pPr>
+            <w:r>
+              <w:rPr>
+                <w:sz w:val="18"/>
+              </w:rPr>
               <w:t xml:space="preserve">15</w:t>
             </w:r>
           </w:p>
@@ -2615,9 +3441,13 @@
           <w:p>
             <w:pPr>
               <w:pStyle w:val="Compact"/>
-              <w:jc w:val="left"/>
-            </w:pPr>
-            <w:r>
+              <w:spacing w:before="20" w:after="20"/>
+              <w:jc w:val="left"/>
+            </w:pPr>
+            <w:r>
+              <w:rPr>
+                <w:sz w:val="18"/>
+              </w:rPr>
               <w:t xml:space="preserve">PO acceptance in the sprint review</w:t>
             </w:r>
           </w:p>
@@ -2627,9 +3457,13 @@
           <w:p>
             <w:pPr>
               <w:pStyle w:val="Compact"/>
-              <w:jc w:val="left"/>
-            </w:pPr>
-            <w:r>
+              <w:spacing w:before="20" w:after="20"/>
+              <w:jc w:val="left"/>
+            </w:pPr>
+            <w:r>
+              <w:rPr>
+                <w:sz w:val="18"/>
+              </w:rPr>
               <w:t xml:space="preserve">Story status</w:t>
             </w:r>
           </w:p>
@@ -2799,7 +3633,73 @@
         <w:t xml:space="preserve">rules:approve</w:t>
       </w:r>
       <w:r>
-        <w:t xml:space="preserve">.</w:t>
+        <w:t xml:space="preserve">. Changes to</w:t>
+      </w:r>
+      <w:r>
+        <w:t xml:space="preserve"> </w:t>
+      </w:r>
+      <w:r>
+        <w:rPr>
+          <w:rStyle w:val="VerbatimChar"/>
+        </w:rPr>
+        <w:t xml:space="preserve">abac</w:t>
+      </w:r>
+      <w:r>
+        <w:t xml:space="preserve">,</w:t>
+      </w:r>
+      <w:r>
+        <w:t xml:space="preserve"> </w:t>
+      </w:r>
+      <w:r>
+        <w:rPr>
+          <w:rStyle w:val="VerbatimChar"/>
+        </w:rPr>
+        <w:t xml:space="preserve">copy_guard</w:t>
+      </w:r>
+      <w:r>
+        <w:t xml:space="preserve">,</w:t>
+      </w:r>
+      <w:r>
+        <w:t xml:space="preserve"> </w:t>
+      </w:r>
+      <w:r>
+        <w:rPr>
+          <w:rStyle w:val="VerbatimChar"/>
+        </w:rPr>
+        <w:t xml:space="preserve">contact_policy</w:t>
+      </w:r>
+      <w:r>
+        <w:t xml:space="preserve">,</w:t>
+      </w:r>
+      <w:r>
+        <w:t xml:space="preserve"> </w:t>
+      </w:r>
+      <w:r>
+        <w:rPr>
+          <w:rStyle w:val="VerbatimChar"/>
+        </w:rPr>
+        <w:t xml:space="preserve">commission</w:t>
+      </w:r>
+      <w:r>
+        <w:t xml:space="preserve"> </w:t>
+      </w:r>
+      <w:r>
+        <w:t xml:space="preserve">and</w:t>
+      </w:r>
+      <w:r>
+        <w:t xml:space="preserve"> </w:t>
+      </w:r>
+      <w:r>
+        <w:rPr>
+          <w:rStyle w:val="VerbatimChar"/>
+        </w:rPr>
+        <w:t xml:space="preserve">retention</w:t>
+      </w:r>
+      <w:r>
+        <w:t xml:space="preserve"> </w:t>
+      </w:r>
+      <w:r>
+        <w:t xml:space="preserve">are approved by a compliance officer (enforced in code).</w:t>
       </w:r>
     </w:p>
     <w:p>
@@ -2856,12 +3756,14 @@
           <w:p>
             <w:pPr>
               <w:pStyle w:val="Compact"/>
+              <w:spacing w:before="20" w:after="20"/>
               <w:jc w:val="left"/>
             </w:pPr>
             <w:r>
               <w:rPr>
                 <w:b/>
                 <w:color w:val="FFFFFF"/>
+                <w:sz w:val="18"/>
               </w:rPr>
               <w:t xml:space="preserve">Gate</w:t>
             </w:r>
@@ -2874,12 +3776,14 @@
           <w:p>
             <w:pPr>
               <w:pStyle w:val="Compact"/>
+              <w:spacing w:before="20" w:after="20"/>
               <w:jc w:val="left"/>
             </w:pPr>
             <w:r>
               <w:rPr>
                 <w:b/>
                 <w:color w:val="FFFFFF"/>
+                <w:sz w:val="18"/>
               </w:rPr>
               <w:t xml:space="preserve">Where</w:t>
             </w:r>
@@ -2892,12 +3796,14 @@
           <w:p>
             <w:pPr>
               <w:pStyle w:val="Compact"/>
+              <w:spacing w:before="20" w:after="20"/>
               <w:jc w:val="left"/>
             </w:pPr>
             <w:r>
               <w:rPr>
                 <w:b/>
                 <w:color w:val="FFFFFF"/>
+                <w:sz w:val="18"/>
               </w:rPr>
               <w:t xml:space="preserve">Pass criteria</w:t>
             </w:r>
@@ -2910,12 +3816,14 @@
           <w:p>
             <w:pPr>
               <w:pStyle w:val="Compact"/>
+              <w:spacing w:before="20" w:after="20"/>
               <w:jc w:val="left"/>
             </w:pPr>
             <w:r>
               <w:rPr>
                 <w:b/>
                 <w:color w:val="FFFFFF"/>
+                <w:sz w:val="18"/>
               </w:rPr>
               <w:t xml:space="preserve">Blocking?</w:t>
             </w:r>
@@ -2928,9 +3836,13 @@
           <w:p>
             <w:pPr>
               <w:pStyle w:val="Compact"/>
-              <w:jc w:val="left"/>
-            </w:pPr>
-            <w:r>
+              <w:spacing w:before="20" w:after="20"/>
+              <w:jc w:val="left"/>
+            </w:pPr>
+            <w:r>
+              <w:rPr>
+                <w:sz w:val="18"/>
+              </w:rPr>
               <w:t xml:space="preserve">QG1 Commit</w:t>
             </w:r>
           </w:p>
@@ -2940,9 +3852,13 @@
           <w:p>
             <w:pPr>
               <w:pStyle w:val="Compact"/>
-              <w:jc w:val="left"/>
-            </w:pPr>
-            <w:r>
+              <w:spacing w:before="20" w:after="20"/>
+              <w:jc w:val="left"/>
+            </w:pPr>
+            <w:r>
+              <w:rPr>
+                <w:sz w:val="18"/>
+              </w:rPr>
               <w:t xml:space="preserve">Pre-commit / PR</w:t>
             </w:r>
           </w:p>
@@ -2952,9 +3868,13 @@
           <w:p>
             <w:pPr>
               <w:pStyle w:val="Compact"/>
-              <w:jc w:val="left"/>
-            </w:pPr>
-            <w:r>
+              <w:spacing w:before="20" w:after="20"/>
+              <w:jc w:val="left"/>
+            </w:pPr>
+            <w:r>
+              <w:rPr>
+                <w:sz w:val="18"/>
+              </w:rPr>
               <w:t xml:space="preserve">Lint, unit tests</w:t>
             </w:r>
           </w:p>
@@ -2964,9 +3884,13 @@
           <w:p>
             <w:pPr>
               <w:pStyle w:val="Compact"/>
-              <w:jc w:val="left"/>
-            </w:pPr>
-            <w:r>
+              <w:spacing w:before="20" w:after="20"/>
+              <w:jc w:val="left"/>
+            </w:pPr>
+            <w:r>
+              <w:rPr>
+                <w:sz w:val="18"/>
+              </w:rPr>
               <w:t xml:space="preserve">Yes</w:t>
             </w:r>
           </w:p>
@@ -2978,9 +3902,13 @@
           <w:p>
             <w:pPr>
               <w:pStyle w:val="Compact"/>
-              <w:jc w:val="left"/>
-            </w:pPr>
-            <w:r>
+              <w:spacing w:before="20" w:after="20"/>
+              <w:jc w:val="left"/>
+            </w:pPr>
+            <w:r>
+              <w:rPr>
+                <w:sz w:val="18"/>
+              </w:rPr>
               <w:t xml:space="preserve">QG2 Pull request</w:t>
             </w:r>
           </w:p>
@@ -2990,9 +3918,13 @@
           <w:p>
             <w:pPr>
               <w:pStyle w:val="Compact"/>
-              <w:jc w:val="left"/>
-            </w:pPr>
-            <w:r>
+              <w:spacing w:before="20" w:after="20"/>
+              <w:jc w:val="left"/>
+            </w:pPr>
+            <w:r>
+              <w:rPr>
+                <w:sz w:val="18"/>
+              </w:rPr>
               <w:t xml:space="preserve">CI</w:t>
             </w:r>
           </w:p>
@@ -3002,21 +3934,32 @@
           <w:p>
             <w:pPr>
               <w:pStyle w:val="Compact"/>
-              <w:jc w:val="left"/>
-            </w:pPr>
-            <w:r>
+              <w:spacing w:before="20" w:after="20"/>
+              <w:jc w:val="left"/>
+            </w:pPr>
+            <w:r>
+              <w:rPr>
+                <w:sz w:val="18"/>
+              </w:rPr>
               <w:t xml:space="preserve">All tests, coverage thresholds,</w:t>
             </w:r>
             <w:r>
+              <w:rPr>
+                <w:sz w:val="18"/>
+              </w:rPr>
               <w:t xml:space="preserve"> </w:t>
             </w:r>
             <w:r>
               <w:rPr>
                 <w:rStyle w:val="VerbatimChar"/>
+                <w:sz w:val="18"/>
               </w:rPr>
               <w:t xml:space="preserve">npm run audit</w:t>
             </w:r>
             <w:r>
+              <w:rPr>
+                <w:sz w:val="18"/>
+              </w:rPr>
               <w:t xml:space="preserve">, secret scan, SAST</w:t>
             </w:r>
           </w:p>
@@ -3026,9 +3969,13 @@
           <w:p>
             <w:pPr>
               <w:pStyle w:val="Compact"/>
-              <w:jc w:val="left"/>
-            </w:pPr>
-            <w:r>
+              <w:spacing w:before="20" w:after="20"/>
+              <w:jc w:val="left"/>
+            </w:pPr>
+            <w:r>
+              <w:rPr>
+                <w:sz w:val="18"/>
+              </w:rPr>
               <w:t xml:space="preserve">Yes</w:t>
             </w:r>
           </w:p>
@@ -3040,9 +3987,13 @@
           <w:p>
             <w:pPr>
               <w:pStyle w:val="Compact"/>
-              <w:jc w:val="left"/>
-            </w:pPr>
-            <w:r>
+              <w:spacing w:before="20" w:after="20"/>
+              <w:jc w:val="left"/>
+            </w:pPr>
+            <w:r>
+              <w:rPr>
+                <w:sz w:val="18"/>
+              </w:rPr>
               <w:t xml:space="preserve">QG3 Integration</w:t>
             </w:r>
           </w:p>
@@ -3052,9 +4003,13 @@
           <w:p>
             <w:pPr>
               <w:pStyle w:val="Compact"/>
-              <w:jc w:val="left"/>
-            </w:pPr>
-            <w:r>
+              <w:spacing w:before="20" w:after="20"/>
+              <w:jc w:val="left"/>
+            </w:pPr>
+            <w:r>
+              <w:rPr>
+                <w:sz w:val="18"/>
+              </w:rPr>
               <w:t xml:space="preserve">Nightly on SIT</w:t>
             </w:r>
           </w:p>
@@ -3064,18 +4019,26 @@
           <w:p>
             <w:pPr>
               <w:pStyle w:val="Compact"/>
-              <w:jc w:val="left"/>
-            </w:pPr>
-            <w:r>
+              <w:spacing w:before="20" w:after="20"/>
+              <w:jc w:val="left"/>
+            </w:pPr>
+            <w:r>
+              <w:rPr>
+                <w:sz w:val="18"/>
+              </w:rPr>
               <w:t xml:space="preserve">Contract tests against VETC/TASCO UAT, Postgres tests (</w:t>
             </w:r>
             <w:r>
               <w:rPr>
                 <w:rStyle w:val="VerbatimChar"/>
+                <w:sz w:val="18"/>
               </w:rPr>
               <w:t xml:space="preserve">npm run test:pg</w:t>
             </w:r>
             <w:r>
+              <w:rPr>
+                <w:sz w:val="18"/>
+              </w:rPr>
               <w:t xml:space="preserve">)</w:t>
             </w:r>
           </w:p>
@@ -3085,9 +4048,13 @@
           <w:p>
             <w:pPr>
               <w:pStyle w:val="Compact"/>
-              <w:jc w:val="left"/>
-            </w:pPr>
-            <w:r>
+              <w:spacing w:before="20" w:after="20"/>
+              <w:jc w:val="left"/>
+            </w:pPr>
+            <w:r>
+              <w:rPr>
+                <w:sz w:val="18"/>
+              </w:rPr>
               <w:t xml:space="preserve">Yes for release</w:t>
             </w:r>
           </w:p>
@@ -3099,9 +4066,13 @@
           <w:p>
             <w:pPr>
               <w:pStyle w:val="Compact"/>
-              <w:jc w:val="left"/>
-            </w:pPr>
-            <w:r>
+              <w:spacing w:before="20" w:after="20"/>
+              <w:jc w:val="left"/>
+            </w:pPr>
+            <w:r>
+              <w:rPr>
+                <w:sz w:val="18"/>
+              </w:rPr>
               <w:t xml:space="preserve">QG4 Release candidate</w:t>
             </w:r>
           </w:p>
@@ -3111,9 +4082,13 @@
           <w:p>
             <w:pPr>
               <w:pStyle w:val="Compact"/>
-              <w:jc w:val="left"/>
-            </w:pPr>
-            <w:r>
+              <w:spacing w:before="20" w:after="20"/>
+              <w:jc w:val="left"/>
+            </w:pPr>
+            <w:r>
+              <w:rPr>
+                <w:sz w:val="18"/>
+              </w:rPr>
               <w:t xml:space="preserve">Staging</w:t>
             </w:r>
           </w:p>
@@ -3123,18 +4098,26 @@
           <w:p>
             <w:pPr>
               <w:pStyle w:val="Compact"/>
-              <w:jc w:val="left"/>
-            </w:pPr>
-            <w:r>
+              <w:spacing w:before="20" w:after="20"/>
+              <w:jc w:val="left"/>
+            </w:pPr>
+            <w:r>
+              <w:rPr>
+                <w:sz w:val="18"/>
+              </w:rPr>
               <w:t xml:space="preserve">Regression pack, DAST, performance (</w:t>
             </w:r>
             <w:r>
               <w:rPr>
                 <w:rStyle w:val="VerbatimChar"/>
+                <w:sz w:val="18"/>
               </w:rPr>
               <w:t xml:space="preserve">npm run test:perf</w:t>
             </w:r>
             <w:r>
+              <w:rPr>
+                <w:sz w:val="18"/>
+              </w:rPr>
               <w:t xml:space="preserve">), accessibility pack, OpenAPI diff reviewed</w:t>
             </w:r>
           </w:p>
@@ -3144,9 +4127,13 @@
           <w:p>
             <w:pPr>
               <w:pStyle w:val="Compact"/>
-              <w:jc w:val="left"/>
-            </w:pPr>
-            <w:r>
+              <w:spacing w:before="20" w:after="20"/>
+              <w:jc w:val="left"/>
+            </w:pPr>
+            <w:r>
+              <w:rPr>
+                <w:sz w:val="18"/>
+              </w:rPr>
               <w:t xml:space="preserve">Yes</w:t>
             </w:r>
           </w:p>
@@ -3158,9 +4145,13 @@
           <w:p>
             <w:pPr>
               <w:pStyle w:val="Compact"/>
-              <w:jc w:val="left"/>
-            </w:pPr>
-            <w:r>
+              <w:spacing w:before="20" w:after="20"/>
+              <w:jc w:val="left"/>
+            </w:pPr>
+            <w:r>
+              <w:rPr>
+                <w:sz w:val="18"/>
+              </w:rPr>
               <w:t xml:space="preserve">QG5 Production</w:t>
             </w:r>
           </w:p>
@@ -3170,9 +4161,13 @@
           <w:p>
             <w:pPr>
               <w:pStyle w:val="Compact"/>
-              <w:jc w:val="left"/>
-            </w:pPr>
-            <w:r>
+              <w:spacing w:before="20" w:after="20"/>
+              <w:jc w:val="left"/>
+            </w:pPr>
+            <w:r>
+              <w:rPr>
+                <w:sz w:val="18"/>
+              </w:rPr>
               <w:t xml:space="preserve">CAB</w:t>
             </w:r>
           </w:p>
@@ -3182,9 +4177,13 @@
           <w:p>
             <w:pPr>
               <w:pStyle w:val="Compact"/>
-              <w:jc w:val="left"/>
-            </w:pPr>
-            <w:r>
+              <w:spacing w:before="20" w:after="20"/>
+              <w:jc w:val="left"/>
+            </w:pPr>
+            <w:r>
+              <w:rPr>
+                <w:sz w:val="18"/>
+              </w:rPr>
               <w:t xml:space="preserve">Release notes, rollback plan, runbook updates, on-call confirmed, change window (not in Tết freeze)</w:t>
             </w:r>
           </w:p>
@@ -3194,9 +4193,13 @@
           <w:p>
             <w:pPr>
               <w:pStyle w:val="Compact"/>
-              <w:jc w:val="left"/>
-            </w:pPr>
-            <w:r>
+              <w:spacing w:before="20" w:after="20"/>
+              <w:jc w:val="left"/>
+            </w:pPr>
+            <w:r>
+              <w:rPr>
+                <w:sz w:val="18"/>
+              </w:rPr>
               <w:t xml:space="preserve">Yes</w:t>
             </w:r>
           </w:p>
@@ -3208,9 +4211,13 @@
           <w:p>
             <w:pPr>
               <w:pStyle w:val="Compact"/>
-              <w:jc w:val="left"/>
-            </w:pPr>
-            <w:r>
+              <w:spacing w:before="20" w:after="20"/>
+              <w:jc w:val="left"/>
+            </w:pPr>
+            <w:r>
+              <w:rPr>
+                <w:sz w:val="18"/>
+              </w:rPr>
               <w:t xml:space="preserve">QG6 Stage gate</w:t>
             </w:r>
           </w:p>
@@ -3220,9 +4227,13 @@
           <w:p>
             <w:pPr>
               <w:pStyle w:val="Compact"/>
-              <w:jc w:val="left"/>
-            </w:pPr>
-            <w:r>
+              <w:spacing w:before="20" w:after="20"/>
+              <w:jc w:val="left"/>
+            </w:pPr>
+            <w:r>
+              <w:rPr>
+                <w:sz w:val="18"/>
+              </w:rPr>
               <w:t xml:space="preserve">SteerCo</w:t>
             </w:r>
           </w:p>
@@ -3232,9 +4243,13 @@
           <w:p>
             <w:pPr>
               <w:pStyle w:val="Compact"/>
-              <w:jc w:val="left"/>
-            </w:pPr>
-            <w:r>
+              <w:spacing w:before="20" w:after="20"/>
+              <w:jc w:val="left"/>
+            </w:pPr>
+            <w:r>
+              <w:rPr>
+                <w:sz w:val="18"/>
+              </w:rPr>
               <w:t xml:space="preserve">Gate criteria in the project plan</w:t>
             </w:r>
           </w:p>
@@ -3244,9 +4259,13 @@
           <w:p>
             <w:pPr>
               <w:pStyle w:val="Compact"/>
-              <w:jc w:val="left"/>
-            </w:pPr>
-            <w:r>
+              <w:spacing w:before="20" w:after="20"/>
+              <w:jc w:val="left"/>
+            </w:pPr>
+            <w:r>
+              <w:rPr>
+                <w:sz w:val="18"/>
+              </w:rPr>
               <w:t xml:space="preserve">Yes</w:t>
             </w:r>
           </w:p>
@@ -3285,7 +4304,7 @@
       <w:r>
         <w:drawing>
           <wp:inline>
-            <wp:extent cx="6119999" cy="843685"/>
+            <wp:extent cx="6119999" cy="830571"/>
             <wp:effectExtent b="0" l="0" r="0" t="0"/>
             <wp:docPr descr="" title="" id="33" name="Picture"/>
             <a:graphic>
@@ -3306,7 +4325,7 @@
                   <pic:spPr bwMode="auto">
                     <a:xfrm>
                       <a:off x="0" y="0"/>
-                      <a:ext cx="6119999" cy="843685"/>
+                      <a:ext cx="6119999" cy="830571"/>
                     </a:xfrm>
                     <a:prstGeom prst="rect">
                       <a:avLst/>
@@ -3351,7 +4370,7 @@
         <w:t xml:space="preserve"> </w:t>
       </w:r>
       <w:r>
-        <w:t xml:space="preserve">is</w:t>
+        <w:t xml:space="preserve">is off by default. It is</w:t>
       </w:r>
       <w:r>
         <w:t xml:space="preserve"> </w:t>
@@ -3367,16 +4386,26 @@
         <w:t xml:space="preserve"> </w:t>
       </w:r>
       <w:r>
-        <w:t xml:space="preserve">only in DEV, CI and SANDBOX. The demo TOTP endpoint</w:t>
-      </w:r>
-      <w:r>
-        <w:t xml:space="preserve"> </w:t>
+        <w:t xml:space="preserve">only in DEV, CI, SANDBOX and the hosted UAT (</w:t>
       </w:r>
       <w:r>
         <w:rPr>
           <w:rStyle w:val="VerbatimChar"/>
         </w:rPr>
-        <w:t xml:space="preserve">/api/demo/totp/:username</w:t>
+        <w:t xml:space="preserve">NODE_ENV=uat</w:t>
+      </w:r>
+      <w:r>
+        <w:t xml:space="preserve">), never in STAGING or PRODUCTION. The demo TOTP endpoint behind</w:t>
+      </w:r>
+      <w:r>
+        <w:t xml:space="preserve"> </w:t>
+      </w:r>
+      <w:r>
+        <w:rPr>
+          <w:bCs/>
+          <w:b/>
+        </w:rPr>
+        <w:t xml:space="preserve">Sign in with demo code (UAT)</w:t>
       </w:r>
       <w:r>
         <w:t xml:space="preserve"> </w:t>
@@ -3394,6 +4423,51 @@
         <w:pStyle w:val="Compact"/>
       </w:pPr>
       <w:r>
+        <w:t xml:space="preserve">UAT-only settings (</w:t>
+      </w:r>
+      <w:r>
+        <w:rPr>
+          <w:rStyle w:val="VerbatimChar"/>
+        </w:rPr>
+        <w:t xml:space="preserve">DEMO_PASSWORD</w:t>
+      </w:r>
+      <w:r>
+        <w:t xml:space="preserve">,</w:t>
+      </w:r>
+      <w:r>
+        <w:t xml:space="preserve"> </w:t>
+      </w:r>
+      <w:r>
+        <w:rPr>
+          <w:rStyle w:val="VerbatimChar"/>
+        </w:rPr>
+        <w:t xml:space="preserve">DEMO_TOTP_SEED</w:t>
+      </w:r>
+      <w:r>
+        <w:t xml:space="preserve">,</w:t>
+      </w:r>
+      <w:r>
+        <w:t xml:space="preserve"> </w:t>
+      </w:r>
+      <w:r>
+        <w:rPr>
+          <w:rStyle w:val="VerbatimChar"/>
+        </w:rPr>
+        <w:t xml:space="preserve">DEMO_ACCOUNT_SYNC</w:t>
+      </w:r>
+      <w:r>
+        <w:t xml:space="preserve">) are set only in the hosted UAT. The UAT password is distributed in the access workbook and is never written in documents.</w:t>
+      </w:r>
+    </w:p>
+    <w:p>
+      <w:pPr>
+        <w:numPr>
+          <w:ilvl w:val="0"/>
+          <w:numId w:val="1004"/>
+        </w:numPr>
+        <w:pStyle w:val="Compact"/>
+      </w:pPr>
+      <w:r>
         <w:t xml:space="preserve">Production secrets come from the secret manager through the</w:t>
       </w:r>
       <w:r>
@@ -3418,7 +4492,19 @@
         <w:t xml:space="preserve">src/shared/config.js</w:t>
       </w:r>
       <w:r>
-        <w:t xml:space="preserve">). Production refuses to boot without them.</w:t>
+        <w:t xml:space="preserve">). Production refuses to boot without them, and without</w:t>
+      </w:r>
+      <w:r>
+        <w:t xml:space="preserve"> </w:t>
+      </w:r>
+      <w:r>
+        <w:rPr>
+          <w:rStyle w:val="VerbatimChar"/>
+        </w:rPr>
+        <w:t xml:space="preserve">DATABASE_URL</w:t>
+      </w:r>
+      <w:r>
+        <w:t xml:space="preserve">.</w:t>
       </w:r>
     </w:p>
     <w:p>
@@ -3528,12 +4614,14 @@
           <w:p>
             <w:pPr>
               <w:pStyle w:val="Compact"/>
+              <w:spacing w:before="20" w:after="20"/>
               <w:jc w:val="left"/>
             </w:pPr>
             <w:r>
               <w:rPr>
                 <w:b/>
                 <w:color w:val="FFFFFF"/>
+                <w:sz w:val="17"/>
               </w:rPr>
               <w:t xml:space="preserve">Forum</w:t>
             </w:r>
@@ -3546,12 +4634,14 @@
           <w:p>
             <w:pPr>
               <w:pStyle w:val="Compact"/>
+              <w:spacing w:before="20" w:after="20"/>
               <w:jc w:val="left"/>
             </w:pPr>
             <w:r>
               <w:rPr>
                 <w:b/>
                 <w:color w:val="FFFFFF"/>
+                <w:sz w:val="17"/>
               </w:rPr>
               <w:t xml:space="preserve">Frequency</w:t>
             </w:r>
@@ -3564,12 +4654,14 @@
           <w:p>
             <w:pPr>
               <w:pStyle w:val="Compact"/>
+              <w:spacing w:before="20" w:after="20"/>
               <w:jc w:val="left"/>
             </w:pPr>
             <w:r>
               <w:rPr>
                 <w:b/>
                 <w:color w:val="FFFFFF"/>
+                <w:sz w:val="17"/>
               </w:rPr>
               <w:t xml:space="preserve">Chair</w:t>
             </w:r>
@@ -3582,12 +4674,14 @@
           <w:p>
             <w:pPr>
               <w:pStyle w:val="Compact"/>
+              <w:spacing w:before="20" w:after="20"/>
               <w:jc w:val="left"/>
             </w:pPr>
             <w:r>
               <w:rPr>
                 <w:b/>
                 <w:color w:val="FFFFFF"/>
+                <w:sz w:val="17"/>
               </w:rPr>
               <w:t xml:space="preserve">Members</w:t>
             </w:r>
@@ -3600,12 +4694,14 @@
           <w:p>
             <w:pPr>
               <w:pStyle w:val="Compact"/>
+              <w:spacing w:before="20" w:after="20"/>
               <w:jc w:val="left"/>
             </w:pPr>
             <w:r>
               <w:rPr>
                 <w:b/>
                 <w:color w:val="FFFFFF"/>
+                <w:sz w:val="17"/>
               </w:rPr>
               <w:t xml:space="preserve">Decides</w:t>
             </w:r>
@@ -3618,12 +4714,14 @@
           <w:p>
             <w:pPr>
               <w:pStyle w:val="Compact"/>
+              <w:spacing w:before="20" w:after="20"/>
               <w:jc w:val="left"/>
             </w:pPr>
             <w:r>
               <w:rPr>
                 <w:bCs/>
                 <w:b/>
+                <w:sz w:val="17"/>
               </w:rPr>
               <w:t xml:space="preserve">Steering Committee</w:t>
             </w:r>
@@ -3634,9 +4732,13 @@
           <w:p>
             <w:pPr>
               <w:pStyle w:val="Compact"/>
-              <w:jc w:val="left"/>
-            </w:pPr>
-            <w:r>
+              <w:spacing w:before="20" w:after="20"/>
+              <w:jc w:val="left"/>
+            </w:pPr>
+            <w:r>
+              <w:rPr>
+                <w:sz w:val="17"/>
+              </w:rPr>
               <w:t xml:space="preserve">Every 2 weeks (Build to Pilot), monthly after</w:t>
             </w:r>
           </w:p>
@@ -3646,9 +4748,13 @@
           <w:p>
             <w:pPr>
               <w:pStyle w:val="Compact"/>
-              <w:jc w:val="left"/>
-            </w:pPr>
-            <w:r>
+              <w:spacing w:before="20" w:after="20"/>
+              <w:jc w:val="left"/>
+            </w:pPr>
+            <w:r>
+              <w:rPr>
+                <w:sz w:val="17"/>
+              </w:rPr>
               <w:t xml:space="preserve">TASCO Business Owner</w:t>
             </w:r>
           </w:p>
@@ -3658,9 +4764,13 @@
           <w:p>
             <w:pPr>
               <w:pStyle w:val="Compact"/>
-              <w:jc w:val="left"/>
-            </w:pPr>
-            <w:r>
+              <w:spacing w:before="20" w:after="20"/>
+              <w:jc w:val="left"/>
+            </w:pPr>
+            <w:r>
+              <w:rPr>
+                <w:sz w:val="17"/>
+              </w:rPr>
               <w:t xml:space="preserve">VETC Product Director, TASCO CIO, TASCO Head of Compliance, iorta Engagement Director, Delivery Lead</w:t>
             </w:r>
           </w:p>
@@ -3670,9 +4780,13 @@
           <w:p>
             <w:pPr>
               <w:pStyle w:val="Compact"/>
-              <w:jc w:val="left"/>
-            </w:pPr>
-            <w:r>
+              <w:spacing w:before="20" w:after="20"/>
+              <w:jc w:val="left"/>
+            </w:pPr>
+            <w:r>
+              <w:rPr>
+                <w:sz w:val="17"/>
+              </w:rPr>
               <w:t xml:space="preserve">Gates, scope, budget, top risks, escalations</w:t>
             </w:r>
           </w:p>
@@ -3684,9 +4798,13 @@
           <w:p>
             <w:pPr>
               <w:pStyle w:val="Compact"/>
-              <w:jc w:val="left"/>
-            </w:pPr>
-            <w:r>
+              <w:spacing w:before="20" w:after="20"/>
+              <w:jc w:val="left"/>
+            </w:pPr>
+            <w:r>
+              <w:rPr>
+                <w:sz w:val="17"/>
+              </w:rPr>
               <w:t xml:space="preserve">Design Authority</w:t>
             </w:r>
           </w:p>
@@ -3696,9 +4814,13 @@
           <w:p>
             <w:pPr>
               <w:pStyle w:val="Compact"/>
-              <w:jc w:val="left"/>
-            </w:pPr>
-            <w:r>
+              <w:spacing w:before="20" w:after="20"/>
+              <w:jc w:val="left"/>
+            </w:pPr>
+            <w:r>
+              <w:rPr>
+                <w:sz w:val="17"/>
+              </w:rPr>
               <w:t xml:space="preserve">Weekly</w:t>
             </w:r>
           </w:p>
@@ -3708,9 +4830,13 @@
           <w:p>
             <w:pPr>
               <w:pStyle w:val="Compact"/>
-              <w:jc w:val="left"/>
-            </w:pPr>
-            <w:r>
+              <w:spacing w:before="20" w:after="20"/>
+              <w:jc w:val="left"/>
+            </w:pPr>
+            <w:r>
+              <w:rPr>
+                <w:sz w:val="17"/>
+              </w:rPr>
               <w:t xml:space="preserve">iorta Solution Architect</w:t>
             </w:r>
           </w:p>
@@ -3720,9 +4846,13 @@
           <w:p>
             <w:pPr>
               <w:pStyle w:val="Compact"/>
-              <w:jc w:val="left"/>
-            </w:pPr>
-            <w:r>
+              <w:spacing w:before="20" w:after="20"/>
+              <w:jc w:val="left"/>
+            </w:pPr>
+            <w:r>
+              <w:rPr>
+                <w:sz w:val="17"/>
+              </w:rPr>
               <w:t xml:space="preserve">TASCO IT architect, VETC IT, Security</w:t>
             </w:r>
           </w:p>
@@ -3732,9 +4862,13 @@
           <w:p>
             <w:pPr>
               <w:pStyle w:val="Compact"/>
-              <w:jc w:val="left"/>
-            </w:pPr>
-            <w:r>
+              <w:spacing w:before="20" w:after="20"/>
+              <w:jc w:val="left"/>
+            </w:pPr>
+            <w:r>
+              <w:rPr>
+                <w:sz w:val="17"/>
+              </w:rPr>
               <w:t xml:space="preserve">Architecture, integration contracts, NFRs, ADRs</w:t>
             </w:r>
           </w:p>
@@ -3746,9 +4880,13 @@
           <w:p>
             <w:pPr>
               <w:pStyle w:val="Compact"/>
-              <w:jc w:val="left"/>
-            </w:pPr>
-            <w:r>
+              <w:spacing w:before="20" w:after="20"/>
+              <w:jc w:val="left"/>
+            </w:pPr>
+            <w:r>
+              <w:rPr>
+                <w:sz w:val="17"/>
+              </w:rPr>
               <w:t xml:space="preserve">Rules Governance Board</w:t>
             </w:r>
           </w:p>
@@ -3758,9 +4896,13 @@
           <w:p>
             <w:pPr>
               <w:pStyle w:val="Compact"/>
-              <w:jc w:val="left"/>
-            </w:pPr>
-            <w:r>
+              <w:spacing w:before="20" w:after="20"/>
+              <w:jc w:val="left"/>
+            </w:pPr>
+            <w:r>
+              <w:rPr>
+                <w:sz w:val="17"/>
+              </w:rPr>
               <w:t xml:space="preserve">Fortnightly (and ad hoc)</w:t>
             </w:r>
           </w:p>
@@ -3770,9 +4912,13 @@
           <w:p>
             <w:pPr>
               <w:pStyle w:val="Compact"/>
-              <w:jc w:val="left"/>
-            </w:pPr>
-            <w:r>
+              <w:spacing w:before="20" w:after="20"/>
+              <w:jc w:val="left"/>
+            </w:pPr>
+            <w:r>
+              <w:rPr>
+                <w:sz w:val="17"/>
+              </w:rPr>
               <w:t xml:space="preserve">TASCO Compliance</w:t>
             </w:r>
           </w:p>
@@ -3782,9 +4928,13 @@
           <w:p>
             <w:pPr>
               <w:pStyle w:val="Compact"/>
-              <w:jc w:val="left"/>
-            </w:pPr>
-            <w:r>
+              <w:spacing w:before="20" w:after="20"/>
+              <w:jc w:val="left"/>
+            </w:pPr>
+            <w:r>
+              <w:rPr>
+                <w:sz w:val="17"/>
+              </w:rPr>
               <w:t xml:space="preserve">Product, Underwriting, Marketing, Data Steward</w:t>
             </w:r>
           </w:p>
@@ -3794,9 +4944,13 @@
           <w:p>
             <w:pPr>
               <w:pStyle w:val="Compact"/>
-              <w:jc w:val="left"/>
-            </w:pPr>
-            <w:r>
+              <w:spacing w:before="20" w:after="20"/>
+              <w:jc w:val="left"/>
+            </w:pPr>
+            <w:r>
+              <w:rPr>
+                <w:sz w:val="17"/>
+              </w:rPr>
               <w:t xml:space="preserve">Policy-level rule changes (contact policy, benefits legal status, tariffs), review of rule change log</w:t>
             </w:r>
           </w:p>
@@ -3808,9 +4962,13 @@
           <w:p>
             <w:pPr>
               <w:pStyle w:val="Compact"/>
-              <w:jc w:val="left"/>
-            </w:pPr>
-            <w:r>
+              <w:spacing w:before="20" w:after="20"/>
+              <w:jc w:val="left"/>
+            </w:pPr>
+            <w:r>
+              <w:rPr>
+                <w:sz w:val="17"/>
+              </w:rPr>
               <w:t xml:space="preserve">Change Advisory Board</w:t>
             </w:r>
           </w:p>
@@ -3820,9 +4978,13 @@
           <w:p>
             <w:pPr>
               <w:pStyle w:val="Compact"/>
-              <w:jc w:val="left"/>
-            </w:pPr>
-            <w:r>
+              <w:spacing w:before="20" w:after="20"/>
+              <w:jc w:val="left"/>
+            </w:pPr>
+            <w:r>
+              <w:rPr>
+                <w:sz w:val="17"/>
+              </w:rPr>
               <w:t xml:space="preserve">Weekly + emergency</w:t>
             </w:r>
           </w:p>
@@ -3832,9 +4994,13 @@
           <w:p>
             <w:pPr>
               <w:pStyle w:val="Compact"/>
-              <w:jc w:val="left"/>
-            </w:pPr>
-            <w:r>
+              <w:spacing w:before="20" w:after="20"/>
+              <w:jc w:val="left"/>
+            </w:pPr>
+            <w:r>
+              <w:rPr>
+                <w:sz w:val="17"/>
+              </w:rPr>
               <w:t xml:space="preserve">TASCO IT Service Manager</w:t>
             </w:r>
           </w:p>
@@ -3844,9 +5010,13 @@
           <w:p>
             <w:pPr>
               <w:pStyle w:val="Compact"/>
-              <w:jc w:val="left"/>
-            </w:pPr>
-            <w:r>
+              <w:spacing w:before="20" w:after="20"/>
+              <w:jc w:val="left"/>
+            </w:pPr>
+            <w:r>
+              <w:rPr>
+                <w:sz w:val="17"/>
+              </w:rPr>
               <w:t xml:space="preserve">DevSecOps, Support, Security</w:t>
             </w:r>
           </w:p>
@@ -3856,9 +5026,13 @@
           <w:p>
             <w:pPr>
               <w:pStyle w:val="Compact"/>
-              <w:jc w:val="left"/>
-            </w:pPr>
-            <w:r>
+              <w:spacing w:before="20" w:after="20"/>
+              <w:jc w:val="left"/>
+            </w:pPr>
+            <w:r>
+              <w:rPr>
+                <w:sz w:val="17"/>
+              </w:rPr>
               <w:t xml:space="preserve">Production releases, RBAC changes</w:t>
             </w:r>
           </w:p>
@@ -3870,9 +5044,13 @@
           <w:p>
             <w:pPr>
               <w:pStyle w:val="Compact"/>
-              <w:jc w:val="left"/>
-            </w:pPr>
-            <w:r>
+              <w:spacing w:before="20" w:after="20"/>
+              <w:jc w:val="left"/>
+            </w:pPr>
+            <w:r>
+              <w:rPr>
+                <w:sz w:val="17"/>
+              </w:rPr>
               <w:t xml:space="preserve">Data Governance Forum</w:t>
             </w:r>
           </w:p>
@@ -3882,9 +5060,13 @@
           <w:p>
             <w:pPr>
               <w:pStyle w:val="Compact"/>
-              <w:jc w:val="left"/>
-            </w:pPr>
-            <w:r>
+              <w:spacing w:before="20" w:after="20"/>
+              <w:jc w:val="left"/>
+            </w:pPr>
+            <w:r>
+              <w:rPr>
+                <w:sz w:val="17"/>
+              </w:rPr>
               <w:t xml:space="preserve">Monthly</w:t>
             </w:r>
           </w:p>
@@ -3894,9 +5076,13 @@
           <w:p>
             <w:pPr>
               <w:pStyle w:val="Compact"/>
-              <w:jc w:val="left"/>
-            </w:pPr>
-            <w:r>
+              <w:spacing w:before="20" w:after="20"/>
+              <w:jc w:val="left"/>
+            </w:pPr>
+            <w:r>
+              <w:rPr>
+                <w:sz w:val="17"/>
+              </w:rPr>
               <w:t xml:space="preserve">TASCO Data Owner</w:t>
             </w:r>
           </w:p>
@@ -3906,9 +5092,13 @@
           <w:p>
             <w:pPr>
               <w:pStyle w:val="Compact"/>
-              <w:jc w:val="left"/>
-            </w:pPr>
-            <w:r>
+              <w:spacing w:before="20" w:after="20"/>
+              <w:jc w:val="left"/>
+            </w:pPr>
+            <w:r>
+              <w:rPr>
+                <w:sz w:val="17"/>
+              </w:rPr>
               <w:t xml:space="preserve">VETC Data, Data Steward, DPO</w:t>
             </w:r>
           </w:p>
@@ -3918,18 +5108,26 @@
           <w:p>
             <w:pPr>
               <w:pStyle w:val="Compact"/>
-              <w:jc w:val="left"/>
-            </w:pPr>
-            <w:r>
+              <w:spacing w:before="20" w:after="20"/>
+              <w:jc w:val="left"/>
+            </w:pPr>
+            <w:r>
+              <w:rPr>
+                <w:sz w:val="17"/>
+              </w:rPr>
               <w:t xml:space="preserve">DQ KPIs, source trust weights (</w:t>
             </w:r>
             <w:r>
               <w:rPr>
                 <w:rStyle w:val="VerbatimChar"/>
+                <w:sz w:val="17"/>
               </w:rPr>
               <w:t xml:space="preserve">enrichment.json</w:t>
             </w:r>
             <w:r>
+              <w:rPr>
+                <w:sz w:val="17"/>
+              </w:rPr>
               <w:t xml:space="preserve">), retention, DSAR metrics</w:t>
             </w:r>
           </w:p>
@@ -3941,9 +5139,13 @@
           <w:p>
             <w:pPr>
               <w:pStyle w:val="Compact"/>
-              <w:jc w:val="left"/>
-            </w:pPr>
-            <w:r>
+              <w:spacing w:before="20" w:after="20"/>
+              <w:jc w:val="left"/>
+            </w:pPr>
+            <w:r>
+              <w:rPr>
+                <w:sz w:val="17"/>
+              </w:rPr>
               <w:t xml:space="preserve">Pilot war-room</w:t>
             </w:r>
           </w:p>
@@ -3953,9 +5155,13 @@
           <w:p>
             <w:pPr>
               <w:pStyle w:val="Compact"/>
-              <w:jc w:val="left"/>
-            </w:pPr>
-            <w:r>
+              <w:spacing w:before="20" w:after="20"/>
+              <w:jc w:val="left"/>
+            </w:pPr>
+            <w:r>
+              <w:rPr>
+                <w:sz w:val="17"/>
+              </w:rPr>
               <w:t xml:space="preserve">Daily during pilot weeks 1–2, then twice weekly</w:t>
             </w:r>
           </w:p>
@@ -3965,9 +5171,13 @@
           <w:p>
             <w:pPr>
               <w:pStyle w:val="Compact"/>
-              <w:jc w:val="left"/>
-            </w:pPr>
-            <w:r>
+              <w:spacing w:before="20" w:after="20"/>
+              <w:jc w:val="left"/>
+            </w:pPr>
+            <w:r>
+              <w:rPr>
+                <w:sz w:val="17"/>
+              </w:rPr>
               <w:t xml:space="preserve">TASCO Product Owner</w:t>
             </w:r>
           </w:p>
@@ -3977,9 +5187,13 @@
           <w:p>
             <w:pPr>
               <w:pStyle w:val="Compact"/>
-              <w:jc w:val="left"/>
-            </w:pPr>
-            <w:r>
+              <w:spacing w:before="20" w:after="20"/>
+              <w:jc w:val="left"/>
+            </w:pPr>
+            <w:r>
+              <w:rPr>
+                <w:sz w:val="17"/>
+              </w:rPr>
               <w:t xml:space="preserve">Telesales supervisors, Support, iorta</w:t>
             </w:r>
           </w:p>
@@ -3989,9 +5203,13 @@
           <w:p>
             <w:pPr>
               <w:pStyle w:val="Compact"/>
-              <w:jc w:val="left"/>
-            </w:pPr>
-            <w:r>
+              <w:spacing w:before="20" w:after="20"/>
+              <w:jc w:val="left"/>
+            </w:pPr>
+            <w:r>
+              <w:rPr>
+                <w:sz w:val="17"/>
+              </w:rPr>
               <w:t xml:space="preserve">Operational issues, quick fixes</w:t>
             </w:r>
           </w:p>
@@ -4058,12 +5276,14 @@
           <w:p>
             <w:pPr>
               <w:pStyle w:val="Compact"/>
+              <w:spacing w:before="20" w:after="20"/>
               <w:jc w:val="left"/>
             </w:pPr>
             <w:r>
               <w:rPr>
                 <w:b/>
                 <w:color w:val="FFFFFF"/>
+                <w:sz w:val="18"/>
               </w:rPr>
               <w:t xml:space="preserve">Report</w:t>
             </w:r>
@@ -4076,12 +5296,14 @@
           <w:p>
             <w:pPr>
               <w:pStyle w:val="Compact"/>
+              <w:spacing w:before="20" w:after="20"/>
               <w:jc w:val="left"/>
             </w:pPr>
             <w:r>
               <w:rPr>
                 <w:b/>
                 <w:color w:val="FFFFFF"/>
+                <w:sz w:val="18"/>
               </w:rPr>
               <w:t xml:space="preserve">Audience</w:t>
             </w:r>
@@ -4094,12 +5316,14 @@
           <w:p>
             <w:pPr>
               <w:pStyle w:val="Compact"/>
+              <w:spacing w:before="20" w:after="20"/>
               <w:jc w:val="left"/>
             </w:pPr>
             <w:r>
               <w:rPr>
                 <w:b/>
                 <w:color w:val="FFFFFF"/>
+                <w:sz w:val="18"/>
               </w:rPr>
               <w:t xml:space="preserve">Frequency</w:t>
             </w:r>
@@ -4112,12 +5336,14 @@
           <w:p>
             <w:pPr>
               <w:pStyle w:val="Compact"/>
+              <w:spacing w:before="20" w:after="20"/>
               <w:jc w:val="left"/>
             </w:pPr>
             <w:r>
               <w:rPr>
                 <w:b/>
                 <w:color w:val="FFFFFF"/>
+                <w:sz w:val="18"/>
               </w:rPr>
               <w:t xml:space="preserve">Content</w:t>
             </w:r>
@@ -4130,9 +5356,13 @@
           <w:p>
             <w:pPr>
               <w:pStyle w:val="Compact"/>
-              <w:jc w:val="left"/>
-            </w:pPr>
-            <w:r>
+              <w:spacing w:before="20" w:after="20"/>
+              <w:jc w:val="left"/>
+            </w:pPr>
+            <w:r>
+              <w:rPr>
+                <w:sz w:val="18"/>
+              </w:rPr>
               <w:t xml:space="preserve">Weekly status</w:t>
             </w:r>
           </w:p>
@@ -4142,9 +5372,13 @@
           <w:p>
             <w:pPr>
               <w:pStyle w:val="Compact"/>
-              <w:jc w:val="left"/>
-            </w:pPr>
-            <w:r>
+              <w:spacing w:before="20" w:after="20"/>
+              <w:jc w:val="left"/>
+            </w:pPr>
+            <w:r>
+              <w:rPr>
+                <w:sz w:val="18"/>
+              </w:rPr>
               <w:t xml:space="preserve">PO, SteerCo members</w:t>
             </w:r>
           </w:p>
@@ -4154,9 +5388,13 @@
           <w:p>
             <w:pPr>
               <w:pStyle w:val="Compact"/>
-              <w:jc w:val="left"/>
-            </w:pPr>
-            <w:r>
+              <w:spacing w:before="20" w:after="20"/>
+              <w:jc w:val="left"/>
+            </w:pPr>
+            <w:r>
+              <w:rPr>
+                <w:sz w:val="18"/>
+              </w:rPr>
               <w:t xml:space="preserve">Weekly (Friday)</w:t>
             </w:r>
           </w:p>
@@ -4166,9 +5404,13 @@
           <w:p>
             <w:pPr>
               <w:pStyle w:val="Compact"/>
-              <w:jc w:val="left"/>
-            </w:pPr>
-            <w:r>
+              <w:spacing w:before="20" w:after="20"/>
+              <w:jc w:val="left"/>
+            </w:pPr>
+            <w:r>
+              <w:rPr>
+                <w:sz w:val="18"/>
+              </w:rPr>
               <w:t xml:space="preserve">RAG by workstream, burn-up, milestones, top 10 risks and issues, decisions needed</w:t>
             </w:r>
           </w:p>
@@ -4180,9 +5422,13 @@
           <w:p>
             <w:pPr>
               <w:pStyle w:val="Compact"/>
-              <w:jc w:val="left"/>
-            </w:pPr>
-            <w:r>
+              <w:spacing w:before="20" w:after="20"/>
+              <w:jc w:val="left"/>
+            </w:pPr>
+            <w:r>
+              <w:rPr>
+                <w:sz w:val="18"/>
+              </w:rPr>
               <w:t xml:space="preserve">Sprint report</w:t>
             </w:r>
           </w:p>
@@ -4192,9 +5438,13 @@
           <w:p>
             <w:pPr>
               <w:pStyle w:val="Compact"/>
-              <w:jc w:val="left"/>
-            </w:pPr>
-            <w:r>
+              <w:spacing w:before="20" w:after="20"/>
+              <w:jc w:val="left"/>
+            </w:pPr>
+            <w:r>
+              <w:rPr>
+                <w:sz w:val="18"/>
+              </w:rPr>
               <w:t xml:space="preserve">PO, team</w:t>
             </w:r>
           </w:p>
@@ -4204,9 +5454,13 @@
           <w:p>
             <w:pPr>
               <w:pStyle w:val="Compact"/>
-              <w:jc w:val="left"/>
-            </w:pPr>
-            <w:r>
+              <w:spacing w:before="20" w:after="20"/>
+              <w:jc w:val="left"/>
+            </w:pPr>
+            <w:r>
+              <w:rPr>
+                <w:sz w:val="18"/>
+              </w:rPr>
               <w:t xml:space="preserve">Per sprint</w:t>
             </w:r>
           </w:p>
@@ -4216,9 +5470,13 @@
           <w:p>
             <w:pPr>
               <w:pStyle w:val="Compact"/>
-              <w:jc w:val="left"/>
-            </w:pPr>
-            <w:r>
+              <w:spacing w:before="20" w:after="20"/>
+              <w:jc w:val="left"/>
+            </w:pPr>
+            <w:r>
+              <w:rPr>
+                <w:sz w:val="18"/>
+              </w:rPr>
               <w:t xml:space="preserve">Goal met?, velocity, scope change, quality metrics, demo recording</w:t>
             </w:r>
           </w:p>
@@ -4230,9 +5488,13 @@
           <w:p>
             <w:pPr>
               <w:pStyle w:val="Compact"/>
-              <w:jc w:val="left"/>
-            </w:pPr>
-            <w:r>
+              <w:spacing w:before="20" w:after="20"/>
+              <w:jc w:val="left"/>
+            </w:pPr>
+            <w:r>
+              <w:rPr>
+                <w:sz w:val="18"/>
+              </w:rPr>
               <w:t xml:space="preserve">SteerCo pack</w:t>
             </w:r>
           </w:p>
@@ -4242,9 +5504,13 @@
           <w:p>
             <w:pPr>
               <w:pStyle w:val="Compact"/>
-              <w:jc w:val="left"/>
-            </w:pPr>
-            <w:r>
+              <w:spacing w:before="20" w:after="20"/>
+              <w:jc w:val="left"/>
+            </w:pPr>
+            <w:r>
+              <w:rPr>
+                <w:sz w:val="18"/>
+              </w:rPr>
               <w:t xml:space="preserve">SteerCo</w:t>
             </w:r>
           </w:p>
@@ -4254,9 +5520,13 @@
           <w:p>
             <w:pPr>
               <w:pStyle w:val="Compact"/>
-              <w:jc w:val="left"/>
-            </w:pPr>
-            <w:r>
+              <w:spacing w:before="20" w:after="20"/>
+              <w:jc w:val="left"/>
+            </w:pPr>
+            <w:r>
+              <w:rPr>
+                <w:sz w:val="18"/>
+              </w:rPr>
               <w:t xml:space="preserve">Per session</w:t>
             </w:r>
           </w:p>
@@ -4266,36 +5536,57 @@
           <w:p>
             <w:pPr>
               <w:pStyle w:val="Compact"/>
-              <w:jc w:val="left"/>
-            </w:pPr>
-            <w:r>
+              <w:spacing w:before="20" w:after="20"/>
+              <w:jc w:val="left"/>
+            </w:pPr>
+            <w:r>
+              <w:rPr>
+                <w:sz w:val="18"/>
+              </w:rPr>
               <w:t xml:space="preserve">Gate readiness, budget, risk heat map, KPI trend (from</w:t>
             </w:r>
             <w:r>
+              <w:rPr>
+                <w:sz w:val="18"/>
+              </w:rPr>
               <w:t xml:space="preserve"> </w:t>
             </w:r>
             <w:r>
               <w:rPr>
                 <w:rStyle w:val="VerbatimChar"/>
+                <w:sz w:val="18"/>
               </w:rPr>
               <w:t xml:space="preserve">/api/dashboard/overview</w:t>
             </w:r>
             <w:r>
+              <w:rPr>
+                <w:sz w:val="18"/>
+              </w:rPr>
               <w:t xml:space="preserve"> </w:t>
             </w:r>
             <w:r>
+              <w:rPr>
+                <w:sz w:val="18"/>
+              </w:rPr>
               <w:t xml:space="preserve">and</w:t>
             </w:r>
             <w:r>
+              <w:rPr>
+                <w:sz w:val="18"/>
+              </w:rPr>
               <w:t xml:space="preserve"> </w:t>
             </w:r>
             <w:r>
               <w:rPr>
                 <w:rStyle w:val="VerbatimChar"/>
+                <w:sz w:val="18"/>
               </w:rPr>
               <w:t xml:space="preserve">/api/dashboard/adoption</w:t>
             </w:r>
             <w:r>
+              <w:rPr>
+                <w:sz w:val="18"/>
+              </w:rPr>
               <w:t xml:space="preserve">)</w:t>
             </w:r>
           </w:p>
@@ -4307,9 +5598,13 @@
           <w:p>
             <w:pPr>
               <w:pStyle w:val="Compact"/>
-              <w:jc w:val="left"/>
-            </w:pPr>
-            <w:r>
+              <w:spacing w:before="20" w:after="20"/>
+              <w:jc w:val="left"/>
+            </w:pPr>
+            <w:r>
+              <w:rPr>
+                <w:sz w:val="18"/>
+              </w:rPr>
               <w:t xml:space="preserve">Pilot dashboard</w:t>
             </w:r>
           </w:p>
@@ -4319,9 +5614,13 @@
           <w:p>
             <w:pPr>
               <w:pStyle w:val="Compact"/>
-              <w:jc w:val="left"/>
-            </w:pPr>
-            <w:r>
+              <w:spacing w:before="20" w:after="20"/>
+              <w:jc w:val="left"/>
+            </w:pPr>
+            <w:r>
+              <w:rPr>
+                <w:sz w:val="18"/>
+              </w:rPr>
               <w:t xml:space="preserve">SteerCo, business</w:t>
             </w:r>
           </w:p>
@@ -4331,9 +5630,13 @@
           <w:p>
             <w:pPr>
               <w:pStyle w:val="Compact"/>
-              <w:jc w:val="left"/>
-            </w:pPr>
-            <w:r>
+              <w:spacing w:before="20" w:after="20"/>
+              <w:jc w:val="left"/>
+            </w:pPr>
+            <w:r>
+              <w:rPr>
+                <w:sz w:val="18"/>
+              </w:rPr>
               <w:t xml:space="preserve">Live + weekly digest</w:t>
             </w:r>
           </w:p>
@@ -4343,9 +5646,13 @@
           <w:p>
             <w:pPr>
               <w:pStyle w:val="Compact"/>
-              <w:jc w:val="left"/>
-            </w:pPr>
-            <w:r>
+              <w:spacing w:before="20" w:after="20"/>
+              <w:jc w:val="left"/>
+            </w:pPr>
+            <w:r>
+              <w:rPr>
+                <w:sz w:val="18"/>
+              </w:rPr>
               <w:t xml:space="preserve">Funnel by journey and channel, renewals in-app vs telesales, voice outcomes, opt-out and plate-verification failure rates, contact-policy blocks, CSAT</w:t>
             </w:r>
           </w:p>
@@ -4357,9 +5664,13 @@
           <w:p>
             <w:pPr>
               <w:pStyle w:val="Compact"/>
-              <w:jc w:val="left"/>
-            </w:pPr>
-            <w:r>
+              <w:spacing w:before="20" w:after="20"/>
+              <w:jc w:val="left"/>
+            </w:pPr>
+            <w:r>
+              <w:rPr>
+                <w:sz w:val="18"/>
+              </w:rPr>
               <w:t xml:space="preserve">Governance report</w:t>
             </w:r>
           </w:p>
@@ -4369,9 +5680,13 @@
           <w:p>
             <w:pPr>
               <w:pStyle w:val="Compact"/>
-              <w:jc w:val="left"/>
-            </w:pPr>
-            <w:r>
+              <w:spacing w:before="20" w:after="20"/>
+              <w:jc w:val="left"/>
+            </w:pPr>
+            <w:r>
+              <w:rPr>
+                <w:sz w:val="18"/>
+              </w:rPr>
               <w:t xml:space="preserve">Compliance, Audit</w:t>
             </w:r>
           </w:p>
@@ -4381,9 +5696,13 @@
           <w:p>
             <w:pPr>
               <w:pStyle w:val="Compact"/>
-              <w:jc w:val="left"/>
-            </w:pPr>
-            <w:r>
+              <w:spacing w:before="20" w:after="20"/>
+              <w:jc w:val="left"/>
+            </w:pPr>
+            <w:r>
+              <w:rPr>
+                <w:sz w:val="18"/>
+              </w:rPr>
               <w:t xml:space="preserve">Monthly</w:t>
             </w:r>
           </w:p>
@@ -4393,18 +5712,26 @@
           <w:p>
             <w:pPr>
               <w:pStyle w:val="Compact"/>
-              <w:jc w:val="left"/>
-            </w:pPr>
-            <w:r>
+              <w:spacing w:before="20" w:after="20"/>
+              <w:jc w:val="left"/>
+            </w:pPr>
+            <w:r>
+              <w:rPr>
+                <w:sz w:val="18"/>
+              </w:rPr>
               <w:t xml:space="preserve">Rule changes with maker and checker, audit-chain verification result (</w:t>
             </w:r>
             <w:r>
               <w:rPr>
                 <w:rStyle w:val="VerbatimChar"/>
+                <w:sz w:val="18"/>
               </w:rPr>
               <w:t xml:space="preserve">/api/audit/verify</w:t>
             </w:r>
             <w:r>
+              <w:rPr>
+                <w:sz w:val="18"/>
+              </w:rPr>
               <w:t xml:space="preserve">), DSAR volumes and turnaround, access reviews</w:t>
             </w:r>
           </w:p>
@@ -4416,9 +5743,13 @@
           <w:p>
             <w:pPr>
               <w:pStyle w:val="Compact"/>
-              <w:jc w:val="left"/>
-            </w:pPr>
-            <w:r>
+              <w:spacing w:before="20" w:after="20"/>
+              <w:jc w:val="left"/>
+            </w:pPr>
+            <w:r>
+              <w:rPr>
+                <w:sz w:val="18"/>
+              </w:rPr>
               <w:t xml:space="preserve">Service report</w:t>
             </w:r>
           </w:p>
@@ -4428,9 +5759,13 @@
           <w:p>
             <w:pPr>
               <w:pStyle w:val="Compact"/>
-              <w:jc w:val="left"/>
-            </w:pPr>
-            <w:r>
+              <w:spacing w:before="20" w:after="20"/>
+              <w:jc w:val="left"/>
+            </w:pPr>
+            <w:r>
+              <w:rPr>
+                <w:sz w:val="18"/>
+              </w:rPr>
               <w:t xml:space="preserve">TASCO IT</w:t>
             </w:r>
           </w:p>
@@ -4440,9 +5775,13 @@
           <w:p>
             <w:pPr>
               <w:pStyle w:val="Compact"/>
-              <w:jc w:val="left"/>
-            </w:pPr>
-            <w:r>
+              <w:spacing w:before="20" w:after="20"/>
+              <w:jc w:val="left"/>
+            </w:pPr>
+            <w:r>
+              <w:rPr>
+                <w:sz w:val="18"/>
+              </w:rPr>
               <w:t xml:space="preserve">Monthly (BAU)</w:t>
             </w:r>
           </w:p>
@@ -4452,18 +5791,26 @@
           <w:p>
             <w:pPr>
               <w:pStyle w:val="Compact"/>
-              <w:jc w:val="left"/>
-            </w:pPr>
-            <w:r>
+              <w:spacing w:before="20" w:after="20"/>
+              <w:jc w:val="left"/>
+            </w:pPr>
+            <w:r>
+              <w:rPr>
+                <w:sz w:val="18"/>
+              </w:rPr>
               <w:t xml:space="preserve">Availability, incidents, MTTR, job success (</w:t>
             </w:r>
             <w:r>
               <w:rPr>
                 <w:rStyle w:val="VerbatimChar"/>
+                <w:sz w:val="18"/>
               </w:rPr>
               <w:t xml:space="preserve">/api/ops/jobs</w:t>
             </w:r>
             <w:r>
+              <w:rPr>
+                <w:sz w:val="18"/>
+              </w:rPr>
               <w:t xml:space="preserve">), integration circuit-breaker trips</w:t>
             </w:r>
           </w:p>
@@ -4566,12 +5913,14 @@
           <w:p>
             <w:pPr>
               <w:pStyle w:val="Compact"/>
+              <w:spacing w:before="20" w:after="20"/>
               <w:jc w:val="left"/>
             </w:pPr>
             <w:r>
               <w:rPr>
                 <w:b/>
                 <w:color w:val="FFFFFF"/>
+                <w:sz w:val="18"/>
               </w:rPr>
               <w:t xml:space="preserve">Purpose</w:t>
             </w:r>
@@ -4584,12 +5933,14 @@
           <w:p>
             <w:pPr>
               <w:pStyle w:val="Compact"/>
+              <w:spacing w:before="20" w:after="20"/>
               <w:jc w:val="left"/>
             </w:pPr>
             <w:r>
               <w:rPr>
                 <w:b/>
                 <w:color w:val="FFFFFF"/>
+                <w:sz w:val="18"/>
               </w:rPr>
               <w:t xml:space="preserve">Tool (proposed; adopt client standard where one exists)</w:t>
             </w:r>
@@ -4602,9 +5953,13 @@
           <w:p>
             <w:pPr>
               <w:pStyle w:val="Compact"/>
-              <w:jc w:val="left"/>
-            </w:pPr>
-            <w:r>
+              <w:spacing w:before="20" w:after="20"/>
+              <w:jc w:val="left"/>
+            </w:pPr>
+            <w:r>
+              <w:rPr>
+                <w:sz w:val="18"/>
+              </w:rPr>
               <w:t xml:space="preserve">Backlog and sprints</w:t>
             </w:r>
           </w:p>
@@ -4614,9 +5969,13 @@
           <w:p>
             <w:pPr>
               <w:pStyle w:val="Compact"/>
-              <w:jc w:val="left"/>
-            </w:pPr>
-            <w:r>
+              <w:spacing w:before="20" w:after="20"/>
+              <w:jc w:val="left"/>
+            </w:pPr>
+            <w:r>
+              <w:rPr>
+                <w:sz w:val="18"/>
+              </w:rPr>
               <w:t xml:space="preserve">Jira (or Azure Boards)</w:t>
             </w:r>
           </w:p>
@@ -4628,9 +5987,13 @@
           <w:p>
             <w:pPr>
               <w:pStyle w:val="Compact"/>
-              <w:jc w:val="left"/>
-            </w:pPr>
-            <w:r>
+              <w:spacing w:before="20" w:after="20"/>
+              <w:jc w:val="left"/>
+            </w:pPr>
+            <w:r>
+              <w:rPr>
+                <w:sz w:val="18"/>
+              </w:rPr>
               <w:t xml:space="preserve">Source and CI</w:t>
             </w:r>
           </w:p>
@@ -4640,24 +6003,51 @@
           <w:p>
             <w:pPr>
               <w:pStyle w:val="Compact"/>
-              <w:jc w:val="left"/>
-            </w:pPr>
-            <w:r>
-              <w:t xml:space="preserve">Git host with branch protection, CI runner executing the</w:t>
-            </w:r>
-            <w:r>
+              <w:spacing w:before="20" w:after="20"/>
+              <w:jc w:val="left"/>
+            </w:pPr>
+            <w:r>
+              <w:rPr>
+                <w:sz w:val="18"/>
+              </w:rPr>
+              <w:t xml:space="preserve">Git host with branch protection, CI pipeline (</w:t>
+            </w:r>
+            <w:r>
+              <w:rPr>
+                <w:rStyle w:val="VerbatimChar"/>
+                <w:sz w:val="18"/>
+              </w:rPr>
+              <w:t xml:space="preserve">.github/workflows/ci.yml</w:t>
+            </w:r>
+            <w:r>
+              <w:rPr>
+                <w:sz w:val="18"/>
+              </w:rPr>
+              <w:t xml:space="preserve">) executing the</w:t>
+            </w:r>
+            <w:r>
+              <w:rPr>
+                <w:sz w:val="18"/>
+              </w:rPr>
               <w:t xml:space="preserve"> </w:t>
             </w:r>
             <w:r>
               <w:rPr>
                 <w:rStyle w:val="VerbatimChar"/>
+                <w:sz w:val="18"/>
               </w:rPr>
               <w:t xml:space="preserve">package.json</w:t>
             </w:r>
             <w:r>
+              <w:rPr>
+                <w:sz w:val="18"/>
+              </w:rPr>
               <w:t xml:space="preserve"> </w:t>
             </w:r>
             <w:r>
+              <w:rPr>
+                <w:sz w:val="18"/>
+              </w:rPr>
               <w:t xml:space="preserve">scripts</w:t>
             </w:r>
           </w:p>
@@ -4665,13 +6055,19 @@
       </w:tr>
       <w:tr>
         <w:tc>
-          <w:tcPr/>
-          <w:p>
-            <w:pPr>
-              <w:pStyle w:val="Compact"/>
-              <w:jc w:val="left"/>
-            </w:pPr>
-            <w:r>
+          <w:tcPr>
+            <w:noWrap/>
+          </w:tcPr>
+          <w:p>
+            <w:pPr>
+              <w:pStyle w:val="Compact"/>
+              <w:spacing w:before="20" w:after="20"/>
+              <w:jc w:val="left"/>
+            </w:pPr>
+            <w:r>
+              <w:rPr>
+                <w:sz w:val="18"/>
+              </w:rPr>
               <w:t xml:space="preserve">Documentation</w:t>
             </w:r>
           </w:p>
@@ -4681,32 +6077,46 @@
           <w:p>
             <w:pPr>
               <w:pStyle w:val="Compact"/>
+              <w:spacing w:before="20" w:after="20"/>
               <w:jc w:val="left"/>
             </w:pPr>
             <w:r>
               <w:rPr>
                 <w:rStyle w:val="VerbatimChar"/>
+                <w:sz w:val="18"/>
               </w:rPr>
               <w:t xml:space="preserve">docs/</w:t>
             </w:r>
             <w:r>
+              <w:rPr>
+                <w:sz w:val="18"/>
+              </w:rPr>
               <w:t xml:space="preserve"> </w:t>
             </w:r>
             <w:r>
-              <w:t xml:space="preserve">in the repository (versioned with the code) + Confluence for meeting notes</w:t>
+              <w:rPr>
+                <w:sz w:val="18"/>
+              </w:rPr>
+              <w:t xml:space="preserve">in the repository (versioned with the code), delivered as Word and PDF + Confluence for meeting notes</w:t>
             </w:r>
           </w:p>
         </w:tc>
       </w:tr>
       <w:tr>
         <w:tc>
-          <w:tcPr/>
-          <w:p>
-            <w:pPr>
-              <w:pStyle w:val="Compact"/>
-              <w:jc w:val="left"/>
-            </w:pPr>
-            <w:r>
+          <w:tcPr>
+            <w:noWrap/>
+          </w:tcPr>
+          <w:p>
+            <w:pPr>
+              <w:pStyle w:val="Compact"/>
+              <w:spacing w:before="20" w:after="20"/>
+              <w:jc w:val="left"/>
+            </w:pPr>
+            <w:r>
+              <w:rPr>
+                <w:sz w:val="18"/>
+              </w:rPr>
               <w:t xml:space="preserve">Design</w:t>
             </w:r>
           </w:p>
@@ -4716,35 +6126,33 @@
           <w:p>
             <w:pPr>
               <w:pStyle w:val="Compact"/>
-              <w:jc w:val="left"/>
-            </w:pPr>
-            <w:r>
-              <w:t xml:space="preserve">Figma (design tokens exported to CSS variables, see</w:t>
-            </w:r>
-            <w:r>
-              <w:t xml:space="preserve"> </w:t>
-            </w:r>
-            <w:r>
-              <w:rPr>
-                <w:rStyle w:val="VerbatimChar"/>
-              </w:rPr>
-              <w:t xml:space="preserve">docs/ux/design-system.docx</w:t>
-            </w:r>
-            <w:r>
-              <w:t xml:space="preserve">)</w:t>
+              <w:spacing w:before="20" w:after="20"/>
+              <w:jc w:val="left"/>
+            </w:pPr>
+            <w:r>
+              <w:rPr>
+                <w:sz w:val="18"/>
+              </w:rPr>
+              <w:t xml:space="preserve">Figma (design tokens exported to CSS variables, see the Design System, docs/ux/design-system.pdf)</w:t>
             </w:r>
           </w:p>
         </w:tc>
       </w:tr>
       <w:tr>
         <w:tc>
-          <w:tcPr/>
-          <w:p>
-            <w:pPr>
-              <w:pStyle w:val="Compact"/>
-              <w:jc w:val="left"/>
-            </w:pPr>
-            <w:r>
+          <w:tcPr>
+            <w:noWrap/>
+          </w:tcPr>
+          <w:p>
+            <w:pPr>
+              <w:pStyle w:val="Compact"/>
+              <w:spacing w:before="20" w:after="20"/>
+              <w:jc w:val="left"/>
+            </w:pPr>
+            <w:r>
+              <w:rPr>
+                <w:sz w:val="18"/>
+              </w:rPr>
               <w:t xml:space="preserve">Observability</w:t>
             </w:r>
           </w:p>
@@ -4754,33 +6162,51 @@
           <w:p>
             <w:pPr>
               <w:pStyle w:val="Compact"/>
-              <w:jc w:val="left"/>
-            </w:pPr>
-            <w:r>
+              <w:spacing w:before="20" w:after="20"/>
+              <w:jc w:val="left"/>
+            </w:pPr>
+            <w:r>
+              <w:rPr>
+                <w:sz w:val="18"/>
+              </w:rPr>
               <w:t xml:space="preserve">Prometheus scraping</w:t>
             </w:r>
             <w:r>
+              <w:rPr>
+                <w:sz w:val="18"/>
+              </w:rPr>
               <w:t xml:space="preserve"> </w:t>
             </w:r>
             <w:r>
               <w:rPr>
                 <w:rStyle w:val="VerbatimChar"/>
+                <w:sz w:val="18"/>
               </w:rPr>
               <w:t xml:space="preserve">/metrics</w:t>
             </w:r>
             <w:r>
+              <w:rPr>
+                <w:sz w:val="18"/>
+              </w:rPr>
               <w:t xml:space="preserve">, log aggregation of structured JSON logs (with</w:t>
             </w:r>
             <w:r>
+              <w:rPr>
+                <w:sz w:val="18"/>
+              </w:rPr>
               <w:t xml:space="preserve"> </w:t>
             </w:r>
             <w:r>
               <w:rPr>
                 <w:rStyle w:val="VerbatimChar"/>
+                <w:sz w:val="18"/>
               </w:rPr>
               <w:t xml:space="preserve">requestId</w:t>
             </w:r>
             <w:r>
+              <w:rPr>
+                <w:sz w:val="18"/>
+              </w:rPr>
               <w:t xml:space="preserve">), alerting</w:t>
             </w:r>
           </w:p>
@@ -4792,9 +6218,13 @@
           <w:p>
             <w:pPr>
               <w:pStyle w:val="Compact"/>
-              <w:jc w:val="left"/>
-            </w:pPr>
-            <w:r>
+              <w:spacing w:before="20" w:after="20"/>
+              <w:jc w:val="left"/>
+            </w:pPr>
+            <w:r>
+              <w:rPr>
+                <w:sz w:val="18"/>
+              </w:rPr>
               <w:t xml:space="preserve">Test management</w:t>
             </w:r>
           </w:p>
@@ -4804,17 +6234,25 @@
           <w:p>
             <w:pPr>
               <w:pStyle w:val="Compact"/>
-              <w:jc w:val="left"/>
-            </w:pPr>
-            <w:r>
+              <w:spacing w:before="20" w:after="20"/>
+              <w:jc w:val="left"/>
+            </w:pPr>
+            <w:r>
+              <w:rPr>
+                <w:sz w:val="18"/>
+              </w:rPr>
               <w:t xml:space="preserve">Xray / TestRail, with UAT scripts derived from</w:t>
             </w:r>
             <w:r>
+              <w:rPr>
+                <w:sz w:val="18"/>
+              </w:rPr>
               <w:t xml:space="preserve"> </w:t>
             </w:r>
             <w:r>
               <w:rPr>
                 <w:rStyle w:val="VerbatimChar"/>
+                <w:sz w:val="18"/>
               </w:rPr>
               <w:t xml:space="preserve">docs/manuals/</w:t>
             </w:r>
@@ -4846,7 +6284,7 @@
     </w:pPr>
     <w:r>
       <w:rPr>
-        <w:rFonts w:ascii="Arial" w:hAnsi="Arial"/>
+        <w:rFonts w:ascii="Calibri" w:hAnsi="Calibri"/>
         <w:sz w:val="16"/>
       </w:rPr>
       <w:t xml:space="preserve">Prepared by iorta TechNXT · Confidential · Page </w:t>
@@ -4891,7 +6329,7 @@
     </w:pPr>
     <w:r>
       <w:rPr>
-        <w:rFonts w:ascii="Arial" w:hAnsi="Arial"/>
+        <w:rFonts w:ascii="Calibri" w:hAnsi="Calibri"/>
         <w:color w:val="213368"/>
         <w:sz w:val="16"/>
       </w:rPr>
@@ -5234,9 +6672,9 @@
     <w:name w:val="Normal"/>
     <w:qFormat/>
     <w:rPr>
-      <w:rFonts w:ascii="Arial" w:cs="Arial" w:eastAsia="Arial" w:hAnsi="Arial"/>
+      <w:rFonts w:ascii="Calibri" w:cs="Calibri" w:eastAsia="Calibri" w:hAnsi="Calibri"/>
       <w:color w:val="121A33"/>
-      <w:sz w:val="21"/>
+      <w:sz w:val="22"/>
     </w:rPr>
   </w:style>
   <w:style w:styleId="BodyText" w:type="paragraph">
@@ -5248,9 +6686,9 @@
     </w:pPr>
     <w:qFormat/>
     <w:rPr>
-      <w:rFonts w:ascii="Arial" w:cs="Arial" w:eastAsia="Arial" w:hAnsi="Arial"/>
+      <w:rFonts w:ascii="Calibri" w:cs="Calibri" w:eastAsia="Calibri" w:hAnsi="Calibri"/>
       <w:color w:val="121A33"/>
-      <w:sz w:val="21"/>
+      <w:sz w:val="22"/>
     </w:rPr>
   </w:style>
   <w:style w:customStyle="1" w:styleId="FirstParagraph" w:type="paragraph">
@@ -5259,9 +6697,9 @@
     <w:next w:val="BodyText"/>
     <w:qFormat/>
     <w:rPr>
-      <w:rFonts w:ascii="Arial" w:cs="Arial" w:eastAsia="Arial" w:hAnsi="Arial"/>
+      <w:rFonts w:ascii="Calibri" w:cs="Calibri" w:eastAsia="Calibri" w:hAnsi="Calibri"/>
       <w:color w:val="121A33"/>
-      <w:sz w:val="21"/>
+      <w:sz w:val="22"/>
     </w:rPr>
   </w:style>
   <w:style w:customStyle="1" w:styleId="Compact" w:type="paragraph">
@@ -5272,9 +6710,9 @@
       <w:spacing w:after="36" w:before="36"/>
     </w:pPr>
     <w:rPr>
-      <w:rFonts w:ascii="Arial" w:cs="Arial" w:eastAsia="Arial" w:hAnsi="Arial"/>
+      <w:rFonts w:ascii="Calibri" w:cs="Calibri" w:eastAsia="Calibri" w:hAnsi="Calibri"/>
       <w:color w:val="121A33"/>
-      <w:sz w:val="21"/>
+      <w:sz w:val="22"/>
     </w:rPr>
   </w:style>
   <w:style w:styleId="Title" w:type="paragraph">
@@ -5289,11 +6727,11 @@
       <w:jc w:val="center"/>
     </w:pPr>
     <w:rPr>
-      <w:rFonts w:ascii="Arial" w:asciiTheme="majorHAnsi" w:cs="Arial" w:cstheme="majorBidi" w:eastAsia="Arial" w:eastAsiaTheme="majorEastAsia" w:hAnsi="Arial" w:hAnsiTheme="majorHAnsi"/>
+      <w:rFonts w:ascii="Calibri" w:asciiTheme="majorHAnsi" w:cs="Calibri" w:cstheme="majorBidi" w:eastAsia="Calibri" w:eastAsiaTheme="majorEastAsia" w:hAnsi="Calibri" w:hAnsiTheme="majorHAnsi"/>
       <w:b/>
       <w:bCs/>
       <w:color w:val="213368"/>
-      <w:sz w:val="48"/>
+      <w:sz w:val="52"/>
       <w:szCs w:val="36"/>
     </w:rPr>
   </w:style>
@@ -5309,7 +6747,7 @@
       <w:jc w:val="center"/>
     </w:pPr>
     <w:rPr>
-      <w:rFonts w:ascii="Arial" w:cs="Arial" w:eastAsia="Arial" w:hAnsi="Arial"/>
+      <w:rFonts w:ascii="Calibri" w:cs="Calibri" w:eastAsia="Calibri" w:hAnsi="Calibri"/>
       <w:b w:val="0"/>
       <w:color w:val="0B6B66"/>
       <w:sz w:val="26"/>
@@ -5578,9 +7016,9 @@
       <w:ind w:firstLine="0" w:left="480" w:right="480"/>
     </w:pPr>
     <w:rPr>
-      <w:rFonts w:ascii="Arial" w:cs="Arial" w:eastAsia="Arial" w:hAnsi="Arial"/>
+      <w:rFonts w:ascii="Calibri" w:cs="Calibri" w:eastAsia="Calibri" w:hAnsi="Calibri"/>
       <w:color w:val="121A33"/>
-      <w:sz w:val="21"/>
+      <w:sz w:val="22"/>
     </w:rPr>
   </w:style>
   <w:style w:styleId="FootnoteText" w:type="paragraph">
@@ -5603,7 +7041,7 @@
     <w:unhideWhenUsed/>
     <w:qFormat/>
     <w:rPr>
-      <w:rFonts w:ascii="Arial" w:cs="Arial" w:eastAsia="Arial" w:hAnsi="Arial"/>
+      <w:rFonts w:ascii="Calibri" w:cs="Calibri" w:eastAsia="Calibri" w:hAnsi="Calibri"/>
       <w:sz w:val="18"/>
     </w:rPr>
     <w:tblPr>
@@ -5699,7 +7137,8 @@
     <w:basedOn w:val="BodyTextChar"/>
     <w:rPr>
       <w:rFonts w:ascii="Consolas" w:cs="Consolas" w:eastAsia="Consolas" w:hAnsi="Consolas"/>
-      <w:sz w:val="17"/>
+      <w:color w:val="2A3A6E"/>
+      <w:sz w:val="18"/>
     </w:rPr>
   </w:style>
   <w:style w:customStyle="1" w:styleId="SectionNumber" w:type="character">
